--- a/client_rules/Liberty Mutual-GR-HP.docx
+++ b/client_rules/Liberty Mutual-GR-HP.docx
@@ -140,7 +140,6 @@
                 <w14:ligatures w14:val="none"/>
               </w:rPr>
             </w:pPr>
-            <w:proofErr w:type="gramStart"/>
             <w:r>
               <w:rPr>
                 <w:rFonts w:ascii="Times New Roman" w:eastAsia="Times New Roman" w:hAnsi="Times New Roman" w:cs="Times New Roman"/>
@@ -149,18 +148,7 @@
                 <w:szCs w:val="24"/>
                 <w14:ligatures w14:val="none"/>
               </w:rPr>
-              <w:t>7732820  :</w:t>
-            </w:r>
-            <w:proofErr w:type="gramEnd"/>
-            <w:r>
-              <w:rPr>
-                <w:rFonts w:ascii="Times New Roman" w:eastAsia="Times New Roman" w:hAnsi="Times New Roman" w:cs="Times New Roman"/>
-                <w:kern w:val="0"/>
-                <w:sz w:val="24"/>
-                <w:szCs w:val="24"/>
-                <w14:ligatures w14:val="none"/>
-              </w:rPr>
-              <w:t> Liberty Mutual</w:t>
+              <w:t>7732820  : Liberty Mutual</w:t>
             </w:r>
           </w:p>
         </w:tc>
@@ -330,7 +318,7 @@
           <w14:ligatures w14:val="none"/>
         </w:rPr>
         <w:pict w14:anchorId="6B407429">
-          <v:rect id="_x0000_i1051" style="width:0;height:0" o:hrstd="t" o:hr="t" fillcolor="#a0a0a0" stroked="f"/>
+          <v:rect id="_x0000_i1025" style="width:0;height:0" o:hrstd="t" o:hr="t" fillcolor="#a0a0a0" stroked="f"/>
         </w:pict>
       </w:r>
     </w:p>
@@ -435,20 +423,8 @@
           <w:szCs w:val="24"/>
           <w14:ligatures w14:val="none"/>
         </w:rPr>
-        <w:t xml:space="preserve">Fill out CCC, Complete Call In, Provide </w:t>
-      </w:r>
-      <w:proofErr w:type="spellStart"/>
-      <w:r>
-        <w:rPr>
-          <w:rFonts w:ascii="Arial" w:eastAsia="Times New Roman" w:hAnsi="Arial" w:cs="Arial"/>
-          <w:kern w:val="0"/>
-          <w:sz w:val="24"/>
-          <w:szCs w:val="24"/>
-          <w14:ligatures w14:val="none"/>
-        </w:rPr>
-        <w:t>ProQuoute</w:t>
-      </w:r>
-      <w:proofErr w:type="spellEnd"/>
+        <w:t>Fill out CCC, Complete Call In, Provide ProQuoute</w:t>
+      </w:r>
     </w:p>
     <w:p>
       <w:pPr>
@@ -475,42 +451,7 @@
           <w:szCs w:val="24"/>
           <w14:ligatures w14:val="none"/>
         </w:rPr>
-        <w:t xml:space="preserve">On the settlements tab in CCC One, fill </w:t>
-      </w:r>
-      <w:proofErr w:type="spellStart"/>
-      <w:r>
-        <w:rPr>
-          <w:rFonts w:ascii="Arial" w:eastAsia="Times New Roman" w:hAnsi="Arial" w:cs="Arial"/>
-          <w:color w:val="FF0000"/>
-          <w:kern w:val="0"/>
-          <w:sz w:val="24"/>
-          <w:szCs w:val="24"/>
-          <w14:ligatures w14:val="none"/>
-        </w:rPr>
-        <w:t>CA</w:t>
-      </w:r>
-      <w:r>
-        <w:rPr>
-          <w:rFonts w:ascii="Arial" w:eastAsia="Times New Roman" w:hAnsi="Arial" w:cs="Arial"/>
-          <w:color w:val="FF0000"/>
-          <w:kern w:val="0"/>
-          <w:sz w:val="24"/>
-          <w:szCs w:val="24"/>
-          <w14:ligatures w14:val="none"/>
-        </w:rPr>
-        <w:t>out</w:t>
-      </w:r>
-      <w:proofErr w:type="spellEnd"/>
-      <w:r>
-        <w:rPr>
-          <w:rFonts w:ascii="Arial" w:eastAsia="Times New Roman" w:hAnsi="Arial" w:cs="Arial"/>
-          <w:color w:val="FF0000"/>
-          <w:kern w:val="0"/>
-          <w:sz w:val="24"/>
-          <w:szCs w:val="24"/>
-          <w14:ligatures w14:val="none"/>
-        </w:rPr>
-        <w:t xml:space="preserve"> the BASE VALUE and the OWNER RETAINED SALVAGE.  You should not have an issue with the salvage/pro quote, if you do not get an instant value leave the field blank and note your appraiser report with the request number and ‘no instant value</w:t>
+        <w:t>On the settlements tab in CCC One, fill out the BASE VALUE and the OWNER RETAINED SALVAGE.  You should not have an issue with the salvage/pro quote, if you do not get an instant value leave the field blank and note your appraiser report with the request number and ‘no instant value</w:t>
       </w:r>
       <w:r>
         <w:rPr>
@@ -650,29 +591,7 @@
           <w:szCs w:val="24"/>
           <w14:ligatures w14:val="none"/>
         </w:rPr>
-        <w:t xml:space="preserve">When the estimate reaches 65% of NADA value, run a CCC evaluation to determine if it is </w:t>
-      </w:r>
-      <w:proofErr w:type="gramStart"/>
-      <w:r>
-        <w:rPr>
-          <w:rFonts w:ascii="Arial" w:eastAsia="Times New Roman" w:hAnsi="Arial" w:cs="Arial"/>
-          <w:kern w:val="0"/>
-          <w:sz w:val="24"/>
-          <w:szCs w:val="24"/>
-          <w14:ligatures w14:val="none"/>
-        </w:rPr>
-        <w:t>actually a</w:t>
-      </w:r>
-      <w:proofErr w:type="gramEnd"/>
-      <w:r>
-        <w:rPr>
-          <w:rFonts w:ascii="Arial" w:eastAsia="Times New Roman" w:hAnsi="Arial" w:cs="Arial"/>
-          <w:kern w:val="0"/>
-          <w:sz w:val="24"/>
-          <w:szCs w:val="24"/>
-          <w14:ligatures w14:val="none"/>
-        </w:rPr>
-        <w:t xml:space="preserve"> TL as NADA values are currently low.</w:t>
+        <w:t>When the estimate reaches 65% of NADA value, run a CCC evaluation to determine if it is actually a TL as NADA values are currently low.</w:t>
       </w:r>
     </w:p>
     <w:p>
@@ -899,9 +818,25 @@
           <w:szCs w:val="24"/>
           <w14:ligatures w14:val="none"/>
         </w:rPr>
-        <w:t xml:space="preserve">: Fill out CCC, Complete Call In, Provide </w:t>
-      </w:r>
-      <w:proofErr w:type="spellStart"/>
+        <w:t>: Fill out CCC, Complete Call In, Provide ProQuote</w:t>
+      </w:r>
+    </w:p>
+    <w:p>
+      <w:pPr>
+        <w:numPr>
+          <w:ilvl w:val="0"/>
+          <w:numId w:val="18"/>
+        </w:numPr>
+        <w:shd w:val="clear" w:color="auto" w:fill="FFFFFF"/>
+        <w:spacing w:before="100" w:beforeAutospacing="1" w:after="100" w:afterAutospacing="1" w:line="240" w:lineRule="auto"/>
+        <w:rPr>
+          <w:rFonts w:ascii="Segoe UI" w:eastAsia="Times New Roman" w:hAnsi="Segoe UI" w:cs="Segoe UI"/>
+          <w:kern w:val="0"/>
+          <w:sz w:val="24"/>
+          <w:szCs w:val="24"/>
+          <w14:ligatures w14:val="none"/>
+        </w:rPr>
+      </w:pPr>
       <w:r>
         <w:rPr>
           <w:rFonts w:ascii="Arial" w:eastAsia="Times New Roman" w:hAnsi="Arial" w:cs="Arial"/>
@@ -911,9 +846,8 @@
           <w:szCs w:val="24"/>
           <w14:ligatures w14:val="none"/>
         </w:rPr>
-        <w:t>ProQuote</w:t>
-      </w:r>
-      <w:proofErr w:type="spellEnd"/>
+        <w:t>LKQ/Reman/AM parts regardless of the year or mileage! See Liberty parts rules below.</w:t>
+      </w:r>
     </w:p>
     <w:p>
       <w:pPr>
@@ -940,7 +874,7 @@
           <w:szCs w:val="24"/>
           <w14:ligatures w14:val="none"/>
         </w:rPr>
-        <w:t>LKQ/Reman/AM parts regardless of the year or mileage! See Liberty parts rules below.</w:t>
+        <w:t>If your photos don't show the damage, don't include it in your estimate. </w:t>
       </w:r>
     </w:p>
     <w:p>
@@ -968,59 +902,7 @@
           <w:szCs w:val="24"/>
           <w14:ligatures w14:val="none"/>
         </w:rPr>
-        <w:t>If your photos don't show the damage, don't include it in your estimate. </w:t>
-      </w:r>
-    </w:p>
-    <w:p>
-      <w:pPr>
-        <w:numPr>
-          <w:ilvl w:val="0"/>
-          <w:numId w:val="18"/>
-        </w:numPr>
-        <w:shd w:val="clear" w:color="auto" w:fill="FFFFFF"/>
-        <w:spacing w:before="100" w:beforeAutospacing="1" w:after="100" w:afterAutospacing="1" w:line="240" w:lineRule="auto"/>
-        <w:rPr>
-          <w:rFonts w:ascii="Segoe UI" w:eastAsia="Times New Roman" w:hAnsi="Segoe UI" w:cs="Segoe UI"/>
-          <w:kern w:val="0"/>
-          <w:sz w:val="24"/>
-          <w:szCs w:val="24"/>
-          <w14:ligatures w14:val="none"/>
-        </w:rPr>
-      </w:pPr>
-      <w:r>
-        <w:rPr>
-          <w:rFonts w:ascii="Arial" w:eastAsia="Times New Roman" w:hAnsi="Arial" w:cs="Arial"/>
-          <w:spacing w:val="5"/>
-          <w:kern w:val="0"/>
-          <w:sz w:val="24"/>
-          <w:szCs w:val="24"/>
-          <w14:ligatures w14:val="none"/>
-        </w:rPr>
-        <w:t xml:space="preserve">Liberty top concerns: Correct labor rates, Tax rates and Partial refinish (And </w:t>
-      </w:r>
-      <w:proofErr w:type="spellStart"/>
-      <w:r>
-        <w:rPr>
-          <w:rFonts w:ascii="Arial" w:eastAsia="Times New Roman" w:hAnsi="Arial" w:cs="Arial"/>
-          <w:spacing w:val="5"/>
-          <w:kern w:val="0"/>
-          <w:sz w:val="24"/>
-          <w:szCs w:val="24"/>
-          <w14:ligatures w14:val="none"/>
-        </w:rPr>
-        <w:t>add's-on's</w:t>
-      </w:r>
-      <w:proofErr w:type="spellEnd"/>
-      <w:r>
-        <w:rPr>
-          <w:rFonts w:ascii="Arial" w:eastAsia="Times New Roman" w:hAnsi="Arial" w:cs="Arial"/>
-          <w:spacing w:val="5"/>
-          <w:kern w:val="0"/>
-          <w:sz w:val="24"/>
-          <w:szCs w:val="24"/>
-          <w14:ligatures w14:val="none"/>
-        </w:rPr>
-        <w:t xml:space="preserve"> when not at shop)   </w:t>
+        <w:t>Liberty top concerns: Correct labor rates, Tax rates and Partial refinish (And add's-on's when not at shop)   </w:t>
       </w:r>
     </w:p>
     <w:p>
@@ -1130,7 +1012,7 @@
           <w14:ligatures w14:val="none"/>
         </w:rPr>
         <w:pict w14:anchorId="22B530BF">
-          <v:rect id="_x0000_i1052" style="width:0;height:0" o:hrstd="t" o:hr="t" fillcolor="#a0a0a0" stroked="f"/>
+          <v:rect id="_x0000_i1026" style="width:0;height:0" o:hrstd="t" o:hr="t" fillcolor="#a0a0a0" stroked="f"/>
         </w:pict>
       </w:r>
     </w:p>
@@ -1398,29 +1280,7 @@
           <w:szCs w:val="24"/>
           <w14:ligatures w14:val="none"/>
         </w:rPr>
-        <w:t xml:space="preserve">Always utilize modified refinish (Basecoat reduction w/ full clear or spot refinish) when applicable. Today’s blending agents can very easily melt in a clear coat blend, even without a body line. Adjust your </w:t>
-      </w:r>
-      <w:proofErr w:type="gramStart"/>
-      <w:r>
-        <w:rPr>
-          <w:rFonts w:ascii="Arial" w:eastAsia="Times New Roman" w:hAnsi="Arial" w:cs="Arial"/>
-          <w:kern w:val="0"/>
-          <w:sz w:val="24"/>
-          <w:szCs w:val="24"/>
-          <w14:ligatures w14:val="none"/>
-        </w:rPr>
-        <w:t>paint</w:t>
-      </w:r>
-      <w:proofErr w:type="gramEnd"/>
-      <w:r>
-        <w:rPr>
-          <w:rFonts w:ascii="Arial" w:eastAsia="Times New Roman" w:hAnsi="Arial" w:cs="Arial"/>
-          <w:kern w:val="0"/>
-          <w:sz w:val="24"/>
-          <w:szCs w:val="24"/>
-          <w14:ligatures w14:val="none"/>
-        </w:rPr>
-        <w:t xml:space="preserve"> times!</w:t>
+        <w:t>Always utilize modified refinish (Basecoat reduction w/ full clear or spot refinish) when applicable. Today’s blending agents can very easily melt in a clear coat blend, even without a body line. Adjust your paint times!</w:t>
       </w:r>
     </w:p>
     <w:p>
@@ -1447,51 +1307,7 @@
           <w:szCs w:val="24"/>
           <w14:ligatures w14:val="none"/>
         </w:rPr>
-        <w:t xml:space="preserve">Vehicles NOT at a shop: - If the inspection was NOT at a shop, no </w:t>
-      </w:r>
-      <w:proofErr w:type="gramStart"/>
-      <w:r>
-        <w:rPr>
-          <w:rFonts w:ascii="Arial" w:eastAsia="Times New Roman" w:hAnsi="Arial" w:cs="Arial"/>
-          <w:kern w:val="0"/>
-          <w:sz w:val="24"/>
-          <w:szCs w:val="24"/>
-          <w14:ligatures w14:val="none"/>
-        </w:rPr>
-        <w:t>add-on’s</w:t>
-      </w:r>
-      <w:proofErr w:type="gramEnd"/>
-      <w:r>
-        <w:rPr>
-          <w:rFonts w:ascii="Arial" w:eastAsia="Times New Roman" w:hAnsi="Arial" w:cs="Arial"/>
-          <w:kern w:val="0"/>
-          <w:sz w:val="24"/>
-          <w:szCs w:val="24"/>
-          <w14:ligatures w14:val="none"/>
-        </w:rPr>
-        <w:t xml:space="preserve"> such as Blends, R&amp;I, Sand &amp; Buff, Feather/Block, </w:t>
-      </w:r>
-      <w:proofErr w:type="spellStart"/>
-      <w:r>
-        <w:rPr>
-          <w:rFonts w:ascii="Arial" w:eastAsia="Times New Roman" w:hAnsi="Arial" w:cs="Arial"/>
-          <w:kern w:val="0"/>
-          <w:sz w:val="24"/>
-          <w:szCs w:val="24"/>
-          <w14:ligatures w14:val="none"/>
-        </w:rPr>
-        <w:t>etc</w:t>
-      </w:r>
-      <w:proofErr w:type="spellEnd"/>
-      <w:r>
-        <w:rPr>
-          <w:rFonts w:ascii="Arial" w:eastAsia="Times New Roman" w:hAnsi="Arial" w:cs="Arial"/>
-          <w:kern w:val="0"/>
-          <w:sz w:val="24"/>
-          <w:szCs w:val="24"/>
-          <w14:ligatures w14:val="none"/>
-        </w:rPr>
-        <w:t xml:space="preserve"> should be allowed on estimate. The only add-on at the bottom of your estimate should be ‘Hazardous Waste Removal’ @ 4.00…nothing</w:t>
+        <w:t>Vehicles NOT at a shop: - If the inspection was NOT at a shop, no add-on’s such as Blends, R&amp;I, Sand &amp; Buff, Feather/Block, etc should be allowed on estimate. The only add-on at the bottom of your estimate should be ‘Hazardous Waste Removal’ @ 4.00…nothing</w:t>
       </w:r>
     </w:p>
     <w:p>
@@ -1599,29 +1415,7 @@
           <w:szCs w:val="24"/>
           <w14:ligatures w14:val="none"/>
         </w:rPr>
-        <w:t xml:space="preserve">Color Sand &amp; Buff (Unless it’s a custom </w:t>
-      </w:r>
-      <w:proofErr w:type="gramStart"/>
-      <w:r>
-        <w:rPr>
-          <w:rFonts w:ascii="Arial" w:eastAsia="Times New Roman" w:hAnsi="Arial" w:cs="Arial"/>
-          <w:kern w:val="0"/>
-          <w:sz w:val="24"/>
-          <w:szCs w:val="24"/>
-          <w14:ligatures w14:val="none"/>
-        </w:rPr>
-        <w:t>paint</w:t>
-      </w:r>
-      <w:proofErr w:type="gramEnd"/>
-      <w:r>
-        <w:rPr>
-          <w:rFonts w:ascii="Arial" w:eastAsia="Times New Roman" w:hAnsi="Arial" w:cs="Arial"/>
-          <w:kern w:val="0"/>
-          <w:sz w:val="24"/>
-          <w:szCs w:val="24"/>
-          <w14:ligatures w14:val="none"/>
-        </w:rPr>
-        <w:t xml:space="preserve"> job with no orange peel at all, don’t allow it)</w:t>
+        <w:t>Color Sand &amp; Buff (Unless it’s a custom paint job with no orange peel at all, don’t allow it)</w:t>
       </w:r>
     </w:p>
     <w:p>
@@ -1675,29 +1469,7 @@
           <w:szCs w:val="24"/>
           <w14:ligatures w14:val="none"/>
         </w:rPr>
-        <w:t xml:space="preserve">Blending: Only allow blending if the vehicle is at a shop AND only on supplements with a reinspection (or photo verification with the blend panels masked up). Shops always request to blend adjacent panels, yet countless </w:t>
-      </w:r>
-      <w:proofErr w:type="spellStart"/>
-      <w:r>
-        <w:rPr>
-          <w:rFonts w:ascii="Arial" w:eastAsia="Times New Roman" w:hAnsi="Arial" w:cs="Arial"/>
-          <w:kern w:val="0"/>
-          <w:sz w:val="24"/>
-          <w:szCs w:val="24"/>
-          <w14:ligatures w14:val="none"/>
-        </w:rPr>
-        <w:t>reinspections</w:t>
-      </w:r>
-      <w:proofErr w:type="spellEnd"/>
-      <w:r>
-        <w:rPr>
-          <w:rFonts w:ascii="Arial" w:eastAsia="Times New Roman" w:hAnsi="Arial" w:cs="Arial"/>
-          <w:kern w:val="0"/>
-          <w:sz w:val="24"/>
-          <w:szCs w:val="24"/>
-          <w14:ligatures w14:val="none"/>
-        </w:rPr>
-        <w:t xml:space="preserve"> have found that shops rarely blend. Today’s color matching technology is so advanced that blending is only necessary on about 10% of repairs.</w:t>
+        <w:t>Blending: Only allow blending if the vehicle is at a shop AND only on supplements with a reinspection (or photo verification with the blend panels masked up). Shops always request to blend adjacent panels, yet countless reinspections have found that shops rarely blend. Today’s color matching technology is so advanced that blending is only necessary on about 10% of repairs.</w:t>
       </w:r>
     </w:p>
     <w:p>
@@ -1778,29 +1550,7 @@
           <w:szCs w:val="24"/>
           <w14:ligatures w14:val="none"/>
         </w:rPr>
-        <w:t xml:space="preserve">Sublet Markup is 25% with a maximum of 150.00 per sublet. For </w:t>
-      </w:r>
-      <w:proofErr w:type="gramStart"/>
-      <w:r>
-        <w:rPr>
-          <w:rFonts w:ascii="Arial" w:eastAsia="Times New Roman" w:hAnsi="Arial" w:cs="Arial"/>
-          <w:kern w:val="0"/>
-          <w:sz w:val="24"/>
-          <w:szCs w:val="24"/>
-          <w14:ligatures w14:val="none"/>
-        </w:rPr>
-        <w:t>example;</w:t>
-      </w:r>
-      <w:proofErr w:type="gramEnd"/>
-      <w:r>
-        <w:rPr>
-          <w:rFonts w:ascii="Arial" w:eastAsia="Times New Roman" w:hAnsi="Arial" w:cs="Arial"/>
-          <w:kern w:val="0"/>
-          <w:sz w:val="24"/>
-          <w:szCs w:val="24"/>
-          <w14:ligatures w14:val="none"/>
-        </w:rPr>
-        <w:t xml:space="preserve"> if the shop sublets a transmission replacement to the dealer for 3,000.00, max markup would be 150.00.</w:t>
+        <w:t>Sublet Markup is 25% with a maximum of 150.00 per sublet. For example; if the shop sublets a transmission replacement to the dealer for 3,000.00, max markup would be 150.00.</w:t>
       </w:r>
     </w:p>
     <w:p>
@@ -1819,27 +1569,15 @@
           <w14:ligatures w14:val="none"/>
         </w:rPr>
       </w:pPr>
-      <w:proofErr w:type="gramStart"/>
-      <w:r>
-        <w:rPr>
-          <w:rFonts w:ascii="Arial" w:eastAsia="Times New Roman" w:hAnsi="Arial" w:cs="Arial"/>
-          <w:kern w:val="0"/>
-          <w:sz w:val="24"/>
-          <w:szCs w:val="24"/>
-          <w14:ligatures w14:val="none"/>
-        </w:rPr>
-        <w:t>Appraisers</w:t>
-      </w:r>
-      <w:proofErr w:type="gramEnd"/>
-      <w:r>
-        <w:rPr>
-          <w:rFonts w:ascii="Arial" w:eastAsia="Times New Roman" w:hAnsi="Arial" w:cs="Arial"/>
-          <w:kern w:val="0"/>
-          <w:sz w:val="24"/>
-          <w:szCs w:val="24"/>
-          <w14:ligatures w14:val="none"/>
-        </w:rPr>
-        <w:t xml:space="preserve"> personal email addresses must not be listed on LM/Safeco estimates.   </w:t>
+      <w:r>
+        <w:rPr>
+          <w:rFonts w:ascii="Arial" w:eastAsia="Times New Roman" w:hAnsi="Arial" w:cs="Arial"/>
+          <w:kern w:val="0"/>
+          <w:sz w:val="24"/>
+          <w:szCs w:val="24"/>
+          <w14:ligatures w14:val="none"/>
+        </w:rPr>
+        <w:t>Appraisers personal email addresses must not be listed on LM/Safeco estimates.   </w:t>
       </w:r>
     </w:p>
     <w:p>
@@ -1866,29 +1604,7 @@
           <w:szCs w:val="24"/>
           <w14:ligatures w14:val="none"/>
         </w:rPr>
-        <w:t>Possibility of Subrogation – It’s very important for appraisers to realize that the estimate you write may be sent to an adverse carrier for subrogation. This means Liberty Mutual may seek reimbursement from another insurer for a claim they paid on behalf of their insured. If the LM insured was not at fault, they’ll attempt to collect from the other party’s insurance company. They’ll send your estimate to the other insurer with a reimbursement (</w:t>
-      </w:r>
-      <w:proofErr w:type="spellStart"/>
-      <w:r>
-        <w:rPr>
-          <w:rFonts w:ascii="Arial" w:eastAsia="Times New Roman" w:hAnsi="Arial" w:cs="Arial"/>
-          <w:kern w:val="0"/>
-          <w:sz w:val="24"/>
-          <w:szCs w:val="24"/>
-          <w14:ligatures w14:val="none"/>
-        </w:rPr>
-        <w:t>subro</w:t>
-      </w:r>
-      <w:proofErr w:type="spellEnd"/>
-      <w:r>
-        <w:rPr>
-          <w:rFonts w:ascii="Arial" w:eastAsia="Times New Roman" w:hAnsi="Arial" w:cs="Arial"/>
-          <w:kern w:val="0"/>
-          <w:sz w:val="24"/>
-          <w:szCs w:val="24"/>
-          <w14:ligatures w14:val="none"/>
-        </w:rPr>
-        <w:t>) demand. If the adverse carrier can’t see all the damage listed on your estimate in the photos, or if you allowed OEM parts when alternative parts were available, or you chose alternative parts that could have been found for less, that adverse carrier will not fully reimburse Liberty Mutual. If so, you as the appraiser may be liable for any subrogation deficiencies. Given that, ALWAYS write your estimate as accurately as possible, using the most cost-effective parts and only allow for repairs which can be seen in your photos.  </w:t>
+        <w:t>Possibility of Subrogation – It’s very important for appraisers to realize that the estimate you write may be sent to an adverse carrier for subrogation. This means Liberty Mutual may seek reimbursement from another insurer for a claim they paid on behalf of their insured. If the LM insured was not at fault, they’ll attempt to collect from the other party’s insurance company. They’ll send your estimate to the other insurer with a reimbursement (subro) demand. If the adverse carrier can’t see all the damage listed on your estimate in the photos, or if you allowed OEM parts when alternative parts were available, or you chose alternative parts that could have been found for less, that adverse carrier will not fully reimburse Liberty Mutual. If so, you as the appraiser may be liable for any subrogation deficiencies. Given that, ALWAYS write your estimate as accurately as possible, using the most cost-effective parts and only allow for repairs which can be seen in your photos.  </w:t>
       </w:r>
       <w:r>
         <w:rPr>
@@ -2071,10 +1787,17 @@
           <w14:ligatures w14:val="none"/>
         </w:rPr>
         <w:lastRenderedPageBreak/>
-        <w:t xml:space="preserve">Always utilize modified refinish (Basecoat reduction w/ full clear or spot refinish) when applicable. Today’s blending agents can very easily melt in a clear coat blend, even without a body line. Adjust your </w:t>
-      </w:r>
-      <w:proofErr w:type="gramStart"/>
-      <w:r>
+        <w:t>Always utilize modified refinish (Basecoat reduction w/ full clear or spot refinish) when applicable. Today’s blending agents can very easily melt in a clear coat blend, even without a body line. Adjust your paint times!</w:t>
+      </w:r>
+    </w:p>
+    <w:p>
+      <w:pPr>
+        <w:numPr>
+          <w:ilvl w:val="0"/>
+          <w:numId w:val="20"/>
+        </w:numPr>
+        <w:shd w:val="clear" w:color="auto" w:fill="FFFFFF"/>
+        <w:spacing w:after="0" w:line="240" w:lineRule="auto"/>
         <w:rPr>
           <w:rFonts w:ascii="Segoe UI" w:eastAsia="Times New Roman" w:hAnsi="Segoe UI" w:cs="Segoe UI"/>
           <w:color w:val="000000"/>
@@ -2083,9 +1806,7 @@
           <w:szCs w:val="24"/>
           <w14:ligatures w14:val="none"/>
         </w:rPr>
-        <w:t>paint</w:t>
-      </w:r>
-      <w:proofErr w:type="gramEnd"/>
+      </w:pPr>
       <w:r>
         <w:rPr>
           <w:rFonts w:ascii="Segoe UI" w:eastAsia="Times New Roman" w:hAnsi="Segoe UI" w:cs="Segoe UI"/>
@@ -2095,7 +1816,7 @@
           <w:szCs w:val="24"/>
           <w14:ligatures w14:val="none"/>
         </w:rPr>
-        <w:t xml:space="preserve"> times!</w:t>
+        <w:t>Vehicles NOT at a shop: - If the inspection was NOT at a shop, no add-on’s such as Blends, R&amp;I, Sand &amp; Buff, Feather/Block, etc should be allowed on estimate. The only add-on at the bottom of your estimate should be ‘Hazardous Waste Removal’ @ 4.00…nothing</w:t>
       </w:r>
     </w:p>
     <w:p>
@@ -2124,10 +1845,17 @@
           <w:szCs w:val="24"/>
           <w14:ligatures w14:val="none"/>
         </w:rPr>
-        <w:t xml:space="preserve">Vehicles NOT at a shop: - If the inspection was NOT at a shop, no </w:t>
-      </w:r>
-      <w:proofErr w:type="gramStart"/>
-      <w:r>
+        <w:t>NEVER ALLOW FOR (Even if the vehicle is at a shop):</w:t>
+      </w:r>
+    </w:p>
+    <w:p>
+      <w:pPr>
+        <w:numPr>
+          <w:ilvl w:val="0"/>
+          <w:numId w:val="20"/>
+        </w:numPr>
+        <w:shd w:val="clear" w:color="auto" w:fill="FFFFFF"/>
+        <w:spacing w:after="0" w:line="240" w:lineRule="auto"/>
         <w:rPr>
           <w:rFonts w:ascii="Segoe UI" w:eastAsia="Times New Roman" w:hAnsi="Segoe UI" w:cs="Segoe UI"/>
           <w:color w:val="000000"/>
@@ -2136,9 +1864,7 @@
           <w:szCs w:val="24"/>
           <w14:ligatures w14:val="none"/>
         </w:rPr>
-        <w:t>add-on’s</w:t>
-      </w:r>
-      <w:proofErr w:type="gramEnd"/>
+      </w:pPr>
       <w:r>
         <w:rPr>
           <w:rFonts w:ascii="Segoe UI" w:eastAsia="Times New Roman" w:hAnsi="Segoe UI" w:cs="Segoe UI"/>
@@ -2148,10 +1874,17 @@
           <w:szCs w:val="24"/>
           <w14:ligatures w14:val="none"/>
         </w:rPr>
-        <w:t xml:space="preserve"> such as Blends, R&amp;I, Sand &amp; Buff, Feather/Block, </w:t>
-      </w:r>
-      <w:proofErr w:type="spellStart"/>
-      <w:r>
+        <w:t>Flex Additive (All auto paint already has Flex Additive in it)</w:t>
+      </w:r>
+    </w:p>
+    <w:p>
+      <w:pPr>
+        <w:numPr>
+          <w:ilvl w:val="0"/>
+          <w:numId w:val="20"/>
+        </w:numPr>
+        <w:shd w:val="clear" w:color="auto" w:fill="FFFFFF"/>
+        <w:spacing w:after="0" w:line="240" w:lineRule="auto"/>
         <w:rPr>
           <w:rFonts w:ascii="Segoe UI" w:eastAsia="Times New Roman" w:hAnsi="Segoe UI" w:cs="Segoe UI"/>
           <w:color w:val="000000"/>
@@ -2160,9 +1893,7 @@
           <w:szCs w:val="24"/>
           <w14:ligatures w14:val="none"/>
         </w:rPr>
-        <w:t>etc</w:t>
-      </w:r>
-      <w:proofErr w:type="spellEnd"/>
+      </w:pPr>
       <w:r>
         <w:rPr>
           <w:rFonts w:ascii="Segoe UI" w:eastAsia="Times New Roman" w:hAnsi="Segoe UI" w:cs="Segoe UI"/>
@@ -2172,7 +1903,7 @@
           <w:szCs w:val="24"/>
           <w14:ligatures w14:val="none"/>
         </w:rPr>
-        <w:t xml:space="preserve"> should be allowed on estimate. The only add-on at the bottom of your estimate should be ‘Hazardous Waste Removal’ @ 4.00…nothing</w:t>
+        <w:t>Color Tint (This is included in the Audatex &amp; CCC refinish times</w:t>
       </w:r>
     </w:p>
     <w:p>
@@ -2201,7 +1932,7 @@
           <w:szCs w:val="24"/>
           <w14:ligatures w14:val="none"/>
         </w:rPr>
-        <w:t>NEVER ALLOW FOR (Even if the vehicle is at a shop):</w:t>
+        <w:t>Color Sand &amp; Buff (Unless it’s a custom paint job with no orange peel at all, don’t allow it)</w:t>
       </w:r>
     </w:p>
     <w:p>
@@ -2230,7 +1961,7 @@
           <w:szCs w:val="24"/>
           <w14:ligatures w14:val="none"/>
         </w:rPr>
-        <w:t>Flex Additive (All auto paint already has Flex Additive in it)</w:t>
+        <w:t>Cover Car – (This is included in Audatex and CCC refinishing times)</w:t>
       </w:r>
     </w:p>
     <w:p>
@@ -2259,7 +1990,7 @@
           <w:szCs w:val="24"/>
           <w14:ligatures w14:val="none"/>
         </w:rPr>
-        <w:t>Color Tint (This is included in the Audatex &amp; CCC refinish times</w:t>
+        <w:t>Blending: Only allow blending if the vehicle is at a shop AND only on supplements with a reinspection (or photo verification with the blend panels masked up). Shops always request to blend adjacent panels, yet countless reinspections have found that shops rarely blend. Today’s color matching technology is so advanced that blending is only necessary on about 10% of repairs.</w:t>
       </w:r>
     </w:p>
     <w:p>
@@ -2288,10 +2019,17 @@
           <w:szCs w:val="24"/>
           <w14:ligatures w14:val="none"/>
         </w:rPr>
-        <w:t xml:space="preserve">Color Sand &amp; Buff (Unless it’s a custom </w:t>
-      </w:r>
-      <w:proofErr w:type="gramStart"/>
-      <w:r>
+        <w:t>Admin Data: Fill in all estimate admin data, including all owner information and shop information (including tax ID number). </w:t>
+      </w:r>
+    </w:p>
+    <w:p>
+      <w:pPr>
+        <w:numPr>
+          <w:ilvl w:val="0"/>
+          <w:numId w:val="20"/>
+        </w:numPr>
+        <w:shd w:val="clear" w:color="auto" w:fill="FFFFFF"/>
+        <w:spacing w:after="0" w:line="240" w:lineRule="auto"/>
         <w:rPr>
           <w:rFonts w:ascii="Segoe UI" w:eastAsia="Times New Roman" w:hAnsi="Segoe UI" w:cs="Segoe UI"/>
           <w:color w:val="000000"/>
@@ -2300,9 +2038,7 @@
           <w:szCs w:val="24"/>
           <w14:ligatures w14:val="none"/>
         </w:rPr>
-        <w:t>paint</w:t>
-      </w:r>
-      <w:proofErr w:type="gramEnd"/>
+      </w:pPr>
       <w:r>
         <w:rPr>
           <w:rFonts w:ascii="Segoe UI" w:eastAsia="Times New Roman" w:hAnsi="Segoe UI" w:cs="Segoe UI"/>
@@ -2312,7 +2048,7 @@
           <w:szCs w:val="24"/>
           <w14:ligatures w14:val="none"/>
         </w:rPr>
-        <w:t xml:space="preserve"> job with no orange peel at all, don’t allow it)</w:t>
+        <w:t>UPD estimate should be written whenever UPD is identified. </w:t>
       </w:r>
     </w:p>
     <w:p>
@@ -2341,7 +2077,7 @@
           <w:szCs w:val="24"/>
           <w14:ligatures w14:val="none"/>
         </w:rPr>
-        <w:t>Cover Car – (This is included in Audatex and CCC refinishing times)</w:t>
+        <w:t>Sublet Markup is 25% with a maximum of 150.00 per sublet. For example; if the shop sublets a transmission replacement to the dealer for 3,000.00, max markup would be 150.00.</w:t>
       </w:r>
     </w:p>
     <w:p>
@@ -2370,10 +2106,17 @@
           <w:szCs w:val="24"/>
           <w14:ligatures w14:val="none"/>
         </w:rPr>
-        <w:t xml:space="preserve">Blending: Only allow blending if the vehicle is at a shop AND only on supplements with a reinspection (or photo verification with the blend panels masked up). Shops always request to blend adjacent panels, yet countless </w:t>
-      </w:r>
-      <w:proofErr w:type="spellStart"/>
-      <w:r>
+        <w:t>Appraisers personal email addresses must not be listed on LM/Safeco estimates.   </w:t>
+      </w:r>
+    </w:p>
+    <w:p>
+      <w:pPr>
+        <w:numPr>
+          <w:ilvl w:val="0"/>
+          <w:numId w:val="21"/>
+        </w:numPr>
+        <w:shd w:val="clear" w:color="auto" w:fill="FFFFFF"/>
+        <w:spacing w:after="0" w:line="240" w:lineRule="auto"/>
         <w:rPr>
           <w:rFonts w:ascii="Segoe UI" w:eastAsia="Times New Roman" w:hAnsi="Segoe UI" w:cs="Segoe UI"/>
           <w:color w:val="000000"/>
@@ -2382,9 +2125,7 @@
           <w:szCs w:val="24"/>
           <w14:ligatures w14:val="none"/>
         </w:rPr>
-        <w:t>reinspections</w:t>
-      </w:r>
-      <w:proofErr w:type="spellEnd"/>
+      </w:pPr>
       <w:r>
         <w:rPr>
           <w:rFonts w:ascii="Segoe UI" w:eastAsia="Times New Roman" w:hAnsi="Segoe UI" w:cs="Segoe UI"/>
@@ -2394,213 +2135,7 @@
           <w:szCs w:val="24"/>
           <w14:ligatures w14:val="none"/>
         </w:rPr>
-        <w:t xml:space="preserve"> have found that shops rarely blend. Today’s color matching technology is so advanced that blending is only necessary on about 10% of repairs.</w:t>
-      </w:r>
-    </w:p>
-    <w:p>
-      <w:pPr>
-        <w:numPr>
-          <w:ilvl w:val="0"/>
-          <w:numId w:val="20"/>
-        </w:numPr>
-        <w:shd w:val="clear" w:color="auto" w:fill="FFFFFF"/>
-        <w:spacing w:after="0" w:line="240" w:lineRule="auto"/>
-        <w:rPr>
-          <w:rFonts w:ascii="Segoe UI" w:eastAsia="Times New Roman" w:hAnsi="Segoe UI" w:cs="Segoe UI"/>
-          <w:color w:val="000000"/>
-          <w:kern w:val="0"/>
-          <w:sz w:val="24"/>
-          <w:szCs w:val="24"/>
-          <w14:ligatures w14:val="none"/>
-        </w:rPr>
-      </w:pPr>
-      <w:r>
-        <w:rPr>
-          <w:rFonts w:ascii="Segoe UI" w:eastAsia="Times New Roman" w:hAnsi="Segoe UI" w:cs="Segoe UI"/>
-          <w:color w:val="000000"/>
-          <w:kern w:val="0"/>
-          <w:sz w:val="24"/>
-          <w:szCs w:val="24"/>
-          <w14:ligatures w14:val="none"/>
-        </w:rPr>
-        <w:t>Admin Data: Fill in all estimate admin data, including all owner information and shop information (including tax ID number). </w:t>
-      </w:r>
-    </w:p>
-    <w:p>
-      <w:pPr>
-        <w:numPr>
-          <w:ilvl w:val="0"/>
-          <w:numId w:val="20"/>
-        </w:numPr>
-        <w:shd w:val="clear" w:color="auto" w:fill="FFFFFF"/>
-        <w:spacing w:after="0" w:line="240" w:lineRule="auto"/>
-        <w:rPr>
-          <w:rFonts w:ascii="Segoe UI" w:eastAsia="Times New Roman" w:hAnsi="Segoe UI" w:cs="Segoe UI"/>
-          <w:color w:val="000000"/>
-          <w:kern w:val="0"/>
-          <w:sz w:val="24"/>
-          <w:szCs w:val="24"/>
-          <w14:ligatures w14:val="none"/>
-        </w:rPr>
-      </w:pPr>
-      <w:r>
-        <w:rPr>
-          <w:rFonts w:ascii="Segoe UI" w:eastAsia="Times New Roman" w:hAnsi="Segoe UI" w:cs="Segoe UI"/>
-          <w:color w:val="000000"/>
-          <w:kern w:val="0"/>
-          <w:sz w:val="24"/>
-          <w:szCs w:val="24"/>
-          <w14:ligatures w14:val="none"/>
-        </w:rPr>
-        <w:t>UPD estimate should be written whenever UPD is identified. </w:t>
-      </w:r>
-    </w:p>
-    <w:p>
-      <w:pPr>
-        <w:numPr>
-          <w:ilvl w:val="0"/>
-          <w:numId w:val="20"/>
-        </w:numPr>
-        <w:shd w:val="clear" w:color="auto" w:fill="FFFFFF"/>
-        <w:spacing w:after="0" w:line="240" w:lineRule="auto"/>
-        <w:rPr>
-          <w:rFonts w:ascii="Segoe UI" w:eastAsia="Times New Roman" w:hAnsi="Segoe UI" w:cs="Segoe UI"/>
-          <w:color w:val="000000"/>
-          <w:kern w:val="0"/>
-          <w:sz w:val="24"/>
-          <w:szCs w:val="24"/>
-          <w14:ligatures w14:val="none"/>
-        </w:rPr>
-      </w:pPr>
-      <w:r>
-        <w:rPr>
-          <w:rFonts w:ascii="Segoe UI" w:eastAsia="Times New Roman" w:hAnsi="Segoe UI" w:cs="Segoe UI"/>
-          <w:color w:val="000000"/>
-          <w:kern w:val="0"/>
-          <w:sz w:val="24"/>
-          <w:szCs w:val="24"/>
-          <w14:ligatures w14:val="none"/>
-        </w:rPr>
-        <w:t xml:space="preserve">Sublet Markup is 25% with a maximum of 150.00 per sublet. For </w:t>
-      </w:r>
-      <w:proofErr w:type="gramStart"/>
-      <w:r>
-        <w:rPr>
-          <w:rFonts w:ascii="Segoe UI" w:eastAsia="Times New Roman" w:hAnsi="Segoe UI" w:cs="Segoe UI"/>
-          <w:color w:val="000000"/>
-          <w:kern w:val="0"/>
-          <w:sz w:val="24"/>
-          <w:szCs w:val="24"/>
-          <w14:ligatures w14:val="none"/>
-        </w:rPr>
-        <w:t>example;</w:t>
-      </w:r>
-      <w:proofErr w:type="gramEnd"/>
-      <w:r>
-        <w:rPr>
-          <w:rFonts w:ascii="Segoe UI" w:eastAsia="Times New Roman" w:hAnsi="Segoe UI" w:cs="Segoe UI"/>
-          <w:color w:val="000000"/>
-          <w:kern w:val="0"/>
-          <w:sz w:val="24"/>
-          <w:szCs w:val="24"/>
-          <w14:ligatures w14:val="none"/>
-        </w:rPr>
-        <w:t xml:space="preserve"> if the shop sublets a transmission replacement to the dealer for 3,000.00, max markup would be 150.00.</w:t>
-      </w:r>
-    </w:p>
-    <w:p>
-      <w:pPr>
-        <w:numPr>
-          <w:ilvl w:val="0"/>
-          <w:numId w:val="20"/>
-        </w:numPr>
-        <w:shd w:val="clear" w:color="auto" w:fill="FFFFFF"/>
-        <w:spacing w:after="0" w:line="240" w:lineRule="auto"/>
-        <w:rPr>
-          <w:rFonts w:ascii="Segoe UI" w:eastAsia="Times New Roman" w:hAnsi="Segoe UI" w:cs="Segoe UI"/>
-          <w:color w:val="000000"/>
-          <w:kern w:val="0"/>
-          <w:sz w:val="24"/>
-          <w:szCs w:val="24"/>
-          <w14:ligatures w14:val="none"/>
-        </w:rPr>
-      </w:pPr>
-      <w:proofErr w:type="gramStart"/>
-      <w:r>
-        <w:rPr>
-          <w:rFonts w:ascii="Segoe UI" w:eastAsia="Times New Roman" w:hAnsi="Segoe UI" w:cs="Segoe UI"/>
-          <w:color w:val="000000"/>
-          <w:kern w:val="0"/>
-          <w:sz w:val="24"/>
-          <w:szCs w:val="24"/>
-          <w14:ligatures w14:val="none"/>
-        </w:rPr>
-        <w:t>Appraisers</w:t>
-      </w:r>
-      <w:proofErr w:type="gramEnd"/>
-      <w:r>
-        <w:rPr>
-          <w:rFonts w:ascii="Segoe UI" w:eastAsia="Times New Roman" w:hAnsi="Segoe UI" w:cs="Segoe UI"/>
-          <w:color w:val="000000"/>
-          <w:kern w:val="0"/>
-          <w:sz w:val="24"/>
-          <w:szCs w:val="24"/>
-          <w14:ligatures w14:val="none"/>
-        </w:rPr>
-        <w:t xml:space="preserve"> personal email addresses must not be listed on LM/Safeco estimates.   </w:t>
-      </w:r>
-    </w:p>
-    <w:p>
-      <w:pPr>
-        <w:numPr>
-          <w:ilvl w:val="0"/>
-          <w:numId w:val="21"/>
-        </w:numPr>
-        <w:shd w:val="clear" w:color="auto" w:fill="FFFFFF"/>
-        <w:spacing w:after="0" w:line="240" w:lineRule="auto"/>
-        <w:rPr>
-          <w:rFonts w:ascii="Segoe UI" w:eastAsia="Times New Roman" w:hAnsi="Segoe UI" w:cs="Segoe UI"/>
-          <w:color w:val="000000"/>
-          <w:kern w:val="0"/>
-          <w:sz w:val="24"/>
-          <w:szCs w:val="24"/>
-          <w14:ligatures w14:val="none"/>
-        </w:rPr>
-      </w:pPr>
-      <w:r>
-        <w:rPr>
-          <w:rFonts w:ascii="Segoe UI" w:eastAsia="Times New Roman" w:hAnsi="Segoe UI" w:cs="Segoe UI"/>
-          <w:color w:val="000000"/>
-          <w:kern w:val="0"/>
-          <w:sz w:val="24"/>
-          <w:szCs w:val="24"/>
-          <w14:ligatures w14:val="none"/>
-        </w:rPr>
-        <w:t>Possibility of Subrogation – It’s very important for appraisers to realize that the estimate you write may be sent to an adverse carrier for subrogation. This means Liberty Mutual may seek reimbursement from another insurer for a claim they paid on behalf of their insured. If the LM insured was not at fault, they’ll attempt to collect from the other party’s insurance company. They’ll send your estimate to the other insurer with a reimbursement (</w:t>
-      </w:r>
-      <w:proofErr w:type="spellStart"/>
-      <w:r>
-        <w:rPr>
-          <w:rFonts w:ascii="Segoe UI" w:eastAsia="Times New Roman" w:hAnsi="Segoe UI" w:cs="Segoe UI"/>
-          <w:color w:val="000000"/>
-          <w:kern w:val="0"/>
-          <w:sz w:val="24"/>
-          <w:szCs w:val="24"/>
-          <w14:ligatures w14:val="none"/>
-        </w:rPr>
-        <w:t>subro</w:t>
-      </w:r>
-      <w:proofErr w:type="spellEnd"/>
-      <w:r>
-        <w:rPr>
-          <w:rFonts w:ascii="Segoe UI" w:eastAsia="Times New Roman" w:hAnsi="Segoe UI" w:cs="Segoe UI"/>
-          <w:color w:val="000000"/>
-          <w:kern w:val="0"/>
-          <w:sz w:val="24"/>
-          <w:szCs w:val="24"/>
-          <w14:ligatures w14:val="none"/>
-        </w:rPr>
-        <w:t>) demand. If the adverse carrier can’t see all the damage listed on your estimate in the photos, or if you allowed OEM parts when alternative parts were available, or you chose alternative parts that could have been found for less, that adverse carrier will not fully reimburse Liberty Mutual. If so, you as the appraiser may be liable for any subrogation deficiencies. Given that, ALWAYS write your estimate as accurately as possible, using the most cost-effective parts and only allow for repairs which can be seen in your photos.  </w:t>
+        <w:t>Possibility of Subrogation – It’s very important for appraisers to realize that the estimate you write may be sent to an adverse carrier for subrogation. This means Liberty Mutual may seek reimbursement from another insurer for a claim they paid on behalf of their insured. If the LM insured was not at fault, they’ll attempt to collect from the other party’s insurance company. They’ll send your estimate to the other insurer with a reimbursement (subro) demand. If the adverse carrier can’t see all the damage listed on your estimate in the photos, or if you allowed OEM parts when alternative parts were available, or you chose alternative parts that could have been found for less, that adverse carrier will not fully reimburse Liberty Mutual. If so, you as the appraiser may be liable for any subrogation deficiencies. Given that, ALWAYS write your estimate as accurately as possible, using the most cost-effective parts and only allow for repairs which can be seen in your photos.  </w:t>
       </w:r>
     </w:p>
     <w:p>
@@ -2668,7 +2203,7 @@
           <w14:ligatures w14:val="none"/>
         </w:rPr>
         <w:pict w14:anchorId="1C1BDFF0">
-          <v:rect id="_x0000_i1053" style="width:0;height:0" o:hrstd="t" o:hr="t" fillcolor="#a0a0a0" stroked="f"/>
+          <v:rect id="_x0000_i1027" style="width:0;height:0" o:hrstd="t" o:hr="t" fillcolor="#a0a0a0" stroked="f"/>
         </w:pict>
       </w:r>
     </w:p>
@@ -2696,35 +2231,7 @@
           <w:szCs w:val="24"/>
           <w14:ligatures w14:val="none"/>
         </w:rPr>
-        <w:t xml:space="preserve">Anything written on your estimate must be visible in the photos.  If the photos </w:t>
-      </w:r>
-      <w:proofErr w:type="spellStart"/>
-      <w:r>
-        <w:rPr>
-          <w:rFonts w:ascii="Segoe UI" w:eastAsia="Times New Roman" w:hAnsi="Segoe UI" w:cs="Segoe UI"/>
-          <w:b/>
-          <w:bCs/>
-          <w:spacing w:val="5"/>
-          <w:kern w:val="0"/>
-          <w:sz w:val="24"/>
-          <w:szCs w:val="24"/>
-          <w14:ligatures w14:val="none"/>
-        </w:rPr>
-        <w:t>dont</w:t>
-      </w:r>
-      <w:proofErr w:type="spellEnd"/>
-      <w:r>
-        <w:rPr>
-          <w:rFonts w:ascii="Segoe UI" w:eastAsia="Times New Roman" w:hAnsi="Segoe UI" w:cs="Segoe UI"/>
-          <w:b/>
-          <w:bCs/>
-          <w:spacing w:val="5"/>
-          <w:kern w:val="0"/>
-          <w:sz w:val="24"/>
-          <w:szCs w:val="24"/>
-          <w14:ligatures w14:val="none"/>
-        </w:rPr>
-        <w:t xml:space="preserve"> show it, do not write it.</w:t>
+        <w:t>Anything written on your estimate must be visible in the photos.  If the photos dont show it, do not write it.</w:t>
       </w:r>
     </w:p>
     <w:p>
@@ -2806,7 +2313,7 @@
           <w14:ligatures w14:val="none"/>
         </w:rPr>
         <w:pict w14:anchorId="746AB7C7">
-          <v:rect id="_x0000_i1054" style="width:0;height:0" o:hrstd="t" o:hr="t" fillcolor="#a0a0a0" stroked="f"/>
+          <v:rect id="_x0000_i1028" style="width:0;height:0" o:hrstd="t" o:hr="t" fillcolor="#a0a0a0" stroked="f"/>
         </w:pict>
       </w:r>
     </w:p>
@@ -2821,7 +2328,6 @@
           <w14:ligatures w14:val="none"/>
         </w:rPr>
       </w:pPr>
-      <w:proofErr w:type="gramStart"/>
       <w:r>
         <w:rPr>
           <w:rFonts w:ascii="Times New Roman" w:eastAsia="Times New Roman" w:hAnsi="Symbol" w:cs="Times New Roman"/>
@@ -2850,18 +2356,7 @@
           <w:szCs w:val="24"/>
           <w14:ligatures w14:val="none"/>
         </w:rPr>
-        <w:t>Yes</w:t>
-      </w:r>
-      <w:proofErr w:type="gramEnd"/>
-      <w:r>
-        <w:rPr>
-          <w:rFonts w:ascii="Arial" w:eastAsia="Times New Roman" w:hAnsi="Arial" w:cs="Arial"/>
-          <w:kern w:val="0"/>
-          <w:sz w:val="24"/>
-          <w:szCs w:val="24"/>
-          <w14:ligatures w14:val="none"/>
-        </w:rPr>
-        <w:t xml:space="preserve"> - Release a copy of the estimate to vehicle owner and or repair facility.</w:t>
+        <w:t>Yes - Release a copy of the estimate to vehicle owner and or repair facility.</w:t>
       </w:r>
       <w:r>
         <w:rPr>
@@ -2940,7 +2435,7 @@
           <w14:ligatures w14:val="none"/>
         </w:rPr>
         <w:pict w14:anchorId="3D1932F9">
-          <v:rect id="_x0000_i1055" style="width:0;height:0" o:hrstd="t" o:hr="t" fillcolor="#a0a0a0" stroked="f"/>
+          <v:rect id="_x0000_i1029" style="width:0;height:0" o:hrstd="t" o:hr="t" fillcolor="#a0a0a0" stroked="f"/>
         </w:pict>
       </w:r>
     </w:p>
@@ -3087,73 +2582,7 @@
           <w:szCs w:val="24"/>
           <w14:ligatures w14:val="none"/>
         </w:rPr>
-        <w:t xml:space="preserve">Complete LKQ Suspension Knee assemblies are OK, but don’t write for individual LKQ suspension </w:t>
-      </w:r>
-      <w:proofErr w:type="gramStart"/>
-      <w:r>
-        <w:rPr>
-          <w:rFonts w:ascii="Arial" w:eastAsia="Times New Roman" w:hAnsi="Arial" w:cs="Arial"/>
-          <w:kern w:val="0"/>
-          <w:sz w:val="24"/>
-          <w:szCs w:val="24"/>
-          <w14:ligatures w14:val="none"/>
-        </w:rPr>
-        <w:t>item</w:t>
-      </w:r>
-      <w:proofErr w:type="gramEnd"/>
-      <w:r>
-        <w:rPr>
-          <w:rFonts w:ascii="Arial" w:eastAsia="Times New Roman" w:hAnsi="Arial" w:cs="Arial"/>
-          <w:kern w:val="0"/>
-          <w:sz w:val="24"/>
-          <w:szCs w:val="24"/>
-          <w14:ligatures w14:val="none"/>
-        </w:rPr>
-        <w:t xml:space="preserve"> such as a control arm or knuckle. </w:t>
-      </w:r>
-      <w:proofErr w:type="gramStart"/>
-      <w:r>
-        <w:rPr>
-          <w:rFonts w:ascii="Arial" w:eastAsia="Times New Roman" w:hAnsi="Arial" w:cs="Arial"/>
-          <w:kern w:val="0"/>
-          <w:sz w:val="24"/>
-          <w:szCs w:val="24"/>
-          <w14:ligatures w14:val="none"/>
-        </w:rPr>
-        <w:t>Estimate for</w:t>
-      </w:r>
-      <w:proofErr w:type="gramEnd"/>
-      <w:r>
-        <w:rPr>
-          <w:rFonts w:ascii="Arial" w:eastAsia="Times New Roman" w:hAnsi="Arial" w:cs="Arial"/>
-          <w:kern w:val="0"/>
-          <w:sz w:val="24"/>
-          <w:szCs w:val="24"/>
-          <w14:ligatures w14:val="none"/>
-        </w:rPr>
-        <w:t xml:space="preserve"> the entire knee assembly and let the shop use the parts they need.  </w:t>
-      </w:r>
-      <w:proofErr w:type="gramStart"/>
-      <w:r>
-        <w:rPr>
-          <w:rFonts w:ascii="Arial" w:eastAsia="Times New Roman" w:hAnsi="Arial" w:cs="Arial"/>
-          <w:kern w:val="0"/>
-          <w:sz w:val="24"/>
-          <w:szCs w:val="24"/>
-          <w14:ligatures w14:val="none"/>
-        </w:rPr>
-        <w:t>OH</w:t>
-      </w:r>
-      <w:proofErr w:type="gramEnd"/>
-      <w:r>
-        <w:rPr>
-          <w:rFonts w:ascii="Arial" w:eastAsia="Times New Roman" w:hAnsi="Arial" w:cs="Arial"/>
-          <w:kern w:val="0"/>
-          <w:sz w:val="24"/>
-          <w:szCs w:val="24"/>
-          <w14:ligatures w14:val="none"/>
-        </w:rPr>
-        <w:t xml:space="preserve"> time should be allowed for the assembly.</w:t>
+        <w:t>Complete LKQ Suspension Knee assemblies are OK, but don’t write for individual LKQ suspension item such as a control arm or knuckle. Estimate for the entire knee assembly and let the shop use the parts they need.  OH time should be allowed for the assembly.</w:t>
       </w:r>
     </w:p>
     <w:p>
@@ -3234,51 +2663,7 @@
           <w:szCs w:val="24"/>
           <w14:ligatures w14:val="none"/>
         </w:rPr>
-        <w:t xml:space="preserve">Transferable parts on a LKQ assembly should not be replaced unless physically damaged.  You must confirm the part on the LKQ assembly is damaged before adding it to your estimate. (i.e. </w:t>
-      </w:r>
-      <w:proofErr w:type="spellStart"/>
-      <w:r>
-        <w:rPr>
-          <w:rFonts w:ascii="Arial" w:eastAsia="Times New Roman" w:hAnsi="Arial" w:cs="Arial"/>
-          <w:kern w:val="0"/>
-          <w:sz w:val="24"/>
-          <w:szCs w:val="24"/>
-          <w14:ligatures w14:val="none"/>
-        </w:rPr>
-        <w:t>moulding</w:t>
-      </w:r>
-      <w:proofErr w:type="spellEnd"/>
-      <w:r>
-        <w:rPr>
-          <w:rFonts w:ascii="Arial" w:eastAsia="Times New Roman" w:hAnsi="Arial" w:cs="Arial"/>
-          <w:kern w:val="0"/>
-          <w:sz w:val="24"/>
-          <w:szCs w:val="24"/>
-          <w14:ligatures w14:val="none"/>
-        </w:rPr>
-        <w:t xml:space="preserve"> on </w:t>
-      </w:r>
-      <w:proofErr w:type="gramStart"/>
-      <w:r>
-        <w:rPr>
-          <w:rFonts w:ascii="Arial" w:eastAsia="Times New Roman" w:hAnsi="Arial" w:cs="Arial"/>
-          <w:kern w:val="0"/>
-          <w:sz w:val="24"/>
-          <w:szCs w:val="24"/>
-          <w14:ligatures w14:val="none"/>
-        </w:rPr>
-        <w:t>a LKQ</w:t>
-      </w:r>
-      <w:proofErr w:type="gramEnd"/>
-      <w:r>
-        <w:rPr>
-          <w:rFonts w:ascii="Arial" w:eastAsia="Times New Roman" w:hAnsi="Arial" w:cs="Arial"/>
-          <w:kern w:val="0"/>
-          <w:sz w:val="24"/>
-          <w:szCs w:val="24"/>
-          <w14:ligatures w14:val="none"/>
-        </w:rPr>
-        <w:t xml:space="preserve"> door)</w:t>
+        <w:t>Transferable parts on a LKQ assembly should not be replaced unless physically damaged.  You must confirm the part on the LKQ assembly is damaged before adding it to your estimate. (i.e. moulding on a LKQ door)</w:t>
       </w:r>
     </w:p>
     <w:p>
@@ -3373,7 +2758,7 @@
           <w14:ligatures w14:val="none"/>
         </w:rPr>
         <w:pict w14:anchorId="0AC540AB">
-          <v:rect id="_x0000_i1056" style="width:0;height:0" o:hrstd="t" o:hr="t" fillcolor="#a0a0a0" stroked="f"/>
+          <v:rect id="_x0000_i1030" style="width:0;height:0" o:hrstd="t" o:hr="t" fillcolor="#a0a0a0" stroked="f"/>
         </w:pict>
       </w:r>
     </w:p>
@@ -3431,21 +2816,26 @@
           <w:szCs w:val="24"/>
           <w14:ligatures w14:val="none"/>
         </w:rPr>
-        <w:t xml:space="preserve">Fill out the CCC Valuation form in its entirety and call into </w:t>
-      </w:r>
-      <w:proofErr w:type="gramStart"/>
-      <w:r>
-        <w:rPr>
-          <w:rFonts w:ascii="Arial" w:eastAsia="Times New Roman" w:hAnsi="Arial" w:cs="Arial"/>
+        <w:t>Fill out the CCC Valuation form in its entirety and call into CCC  Include the request number in your Appraiser Report.</w:t>
+      </w:r>
+    </w:p>
+    <w:p>
+      <w:pPr>
+        <w:numPr>
+          <w:ilvl w:val="0"/>
+          <w:numId w:val="23"/>
+        </w:numPr>
+        <w:shd w:val="clear" w:color="auto" w:fill="FFFFFF"/>
+        <w:spacing w:after="0" w:line="240" w:lineRule="auto"/>
+        <w:rPr>
+          <w:rFonts w:ascii="Segoe UI" w:eastAsia="Times New Roman" w:hAnsi="Segoe UI" w:cs="Segoe UI"/>
           <w:color w:val="000000"/>
           <w:kern w:val="0"/>
           <w:sz w:val="24"/>
           <w:szCs w:val="24"/>
           <w14:ligatures w14:val="none"/>
         </w:rPr>
-        <w:t>CCC  Include</w:t>
-      </w:r>
-      <w:proofErr w:type="gramEnd"/>
+      </w:pPr>
       <w:r>
         <w:rPr>
           <w:rFonts w:ascii="Arial" w:eastAsia="Times New Roman" w:hAnsi="Arial" w:cs="Arial"/>
@@ -3455,7 +2845,7 @@
           <w:szCs w:val="24"/>
           <w14:ligatures w14:val="none"/>
         </w:rPr>
-        <w:t xml:space="preserve"> the request number in your Appraiser Report.</w:t>
+        <w:t>All condition ratings must include detailed comments on the CCC Form.</w:t>
       </w:r>
     </w:p>
     <w:p>
@@ -3484,7 +2874,7 @@
           <w:szCs w:val="24"/>
           <w14:ligatures w14:val="none"/>
         </w:rPr>
-        <w:t>All condition ratings must include detailed comments on the CCC Form.</w:t>
+        <w:t>You must also advise the CCC Rep to add the comments to the report when calling in the evaluation.</w:t>
       </w:r>
     </w:p>
     <w:p>
@@ -3513,7 +2903,7 @@
           <w:szCs w:val="24"/>
           <w14:ligatures w14:val="none"/>
         </w:rPr>
-        <w:t>You must also advise the CCC Rep to add the comments to the report when calling in the evaluation.</w:t>
+        <w:t>CCC ID’s for Liberty and Safeco:</w:t>
       </w:r>
     </w:p>
     <w:p>
@@ -3542,21 +2932,26 @@
           <w:szCs w:val="24"/>
           <w14:ligatures w14:val="none"/>
         </w:rPr>
-        <w:t xml:space="preserve">CCC </w:t>
-      </w:r>
-      <w:proofErr w:type="gramStart"/>
-      <w:r>
-        <w:rPr>
-          <w:rFonts w:ascii="Arial" w:eastAsia="Times New Roman" w:hAnsi="Arial" w:cs="Arial"/>
+        <w:t>Liberty Mutual – Personal Auto (all states except MO and RI) – 04319</w:t>
+      </w:r>
+    </w:p>
+    <w:p>
+      <w:pPr>
+        <w:numPr>
+          <w:ilvl w:val="0"/>
+          <w:numId w:val="23"/>
+        </w:numPr>
+        <w:shd w:val="clear" w:color="auto" w:fill="FFFFFF"/>
+        <w:spacing w:after="0" w:line="240" w:lineRule="auto"/>
+        <w:rPr>
+          <w:rFonts w:ascii="Segoe UI" w:eastAsia="Times New Roman" w:hAnsi="Segoe UI" w:cs="Segoe UI"/>
           <w:color w:val="000000"/>
           <w:kern w:val="0"/>
           <w:sz w:val="24"/>
           <w:szCs w:val="24"/>
           <w14:ligatures w14:val="none"/>
         </w:rPr>
-        <w:t>ID’s</w:t>
-      </w:r>
-      <w:proofErr w:type="gramEnd"/>
+      </w:pPr>
       <w:r>
         <w:rPr>
           <w:rFonts w:ascii="Arial" w:eastAsia="Times New Roman" w:hAnsi="Arial" w:cs="Arial"/>
@@ -3566,7 +2961,7 @@
           <w:szCs w:val="24"/>
           <w14:ligatures w14:val="none"/>
         </w:rPr>
-        <w:t xml:space="preserve"> for Liberty and Safeco:</w:t>
+        <w:t>Liberty Mutual – Personal Auto (MO) – 05792</w:t>
       </w:r>
     </w:p>
     <w:p>
@@ -3595,7 +2990,7 @@
           <w:szCs w:val="24"/>
           <w14:ligatures w14:val="none"/>
         </w:rPr>
-        <w:t>Liberty Mutual – Personal Auto (all states except MO and RI) – 04319</w:t>
+        <w:t>Liberty Mutual – Personal Auto (RI) – 04321</w:t>
       </w:r>
     </w:p>
     <w:p>
@@ -3624,7 +3019,7 @@
           <w:szCs w:val="24"/>
           <w14:ligatures w14:val="none"/>
         </w:rPr>
-        <w:t>Liberty Mutual – Personal Auto (MO) – 05792</w:t>
+        <w:t>Liberty Mutual – Specialty (Motorcycle, RV, Commercial, Classic, etc.) – 04320</w:t>
       </w:r>
     </w:p>
     <w:p>
@@ -3653,7 +3048,7 @@
           <w:szCs w:val="24"/>
           <w14:ligatures w14:val="none"/>
         </w:rPr>
-        <w:t>Liberty Mutual – Personal Auto (RI) – 04321</w:t>
+        <w:t>Before you leave the shop, always discuss and attempt to negotiate any tow, storage or advance charges i.e. partial repairs, teardowns, etc. And, explain these negotiations in your Appraisal Report.</w:t>
       </w:r>
     </w:p>
     <w:p>
@@ -3682,7 +3077,7 @@
           <w:szCs w:val="24"/>
           <w14:ligatures w14:val="none"/>
         </w:rPr>
-        <w:t>Liberty Mutual – Specialty (Motorcycle, RV, Commercial, Classic, etc.) – 04320</w:t>
+        <w:t>For LM and Safeco - Obtain a salvage quote:</w:t>
       </w:r>
     </w:p>
     <w:p>
@@ -3711,21 +3106,26 @@
           <w:szCs w:val="24"/>
           <w14:ligatures w14:val="none"/>
         </w:rPr>
-        <w:t xml:space="preserve">Before you leave the shop, always discuss and attempt to negotiate any tow, storage or advance charges i.e. partial repairs, teardowns, etc. </w:t>
-      </w:r>
-      <w:proofErr w:type="gramStart"/>
-      <w:r>
-        <w:rPr>
-          <w:rFonts w:ascii="Arial" w:eastAsia="Times New Roman" w:hAnsi="Arial" w:cs="Arial"/>
+        <w:t>For AZ, IL and WA call IAA for Bid Fast Salvage Bid 800 422 2897. </w:t>
+      </w:r>
+    </w:p>
+    <w:p>
+      <w:pPr>
+        <w:numPr>
+          <w:ilvl w:val="0"/>
+          <w:numId w:val="23"/>
+        </w:numPr>
+        <w:shd w:val="clear" w:color="auto" w:fill="FFFFFF"/>
+        <w:spacing w:after="0" w:line="240" w:lineRule="auto"/>
+        <w:rPr>
+          <w:rFonts w:ascii="Segoe UI" w:eastAsia="Times New Roman" w:hAnsi="Segoe UI" w:cs="Segoe UI"/>
           <w:color w:val="000000"/>
           <w:kern w:val="0"/>
           <w:sz w:val="24"/>
           <w:szCs w:val="24"/>
           <w14:ligatures w14:val="none"/>
         </w:rPr>
-        <w:t>And,</w:t>
-      </w:r>
-      <w:proofErr w:type="gramEnd"/>
+      </w:pPr>
       <w:r>
         <w:rPr>
           <w:rFonts w:ascii="Arial" w:eastAsia="Times New Roman" w:hAnsi="Arial" w:cs="Arial"/>
@@ -3735,143 +3135,8 @@
           <w:szCs w:val="24"/>
           <w14:ligatures w14:val="none"/>
         </w:rPr>
-        <w:t xml:space="preserve"> explain these negotiations in your Appraisal Report.</w:t>
-      </w:r>
-    </w:p>
-    <w:p>
-      <w:pPr>
-        <w:numPr>
-          <w:ilvl w:val="0"/>
-          <w:numId w:val="23"/>
-        </w:numPr>
-        <w:shd w:val="clear" w:color="auto" w:fill="FFFFFF"/>
-        <w:spacing w:after="0" w:line="240" w:lineRule="auto"/>
-        <w:rPr>
-          <w:rFonts w:ascii="Segoe UI" w:eastAsia="Times New Roman" w:hAnsi="Segoe UI" w:cs="Segoe UI"/>
-          <w:color w:val="000000"/>
-          <w:kern w:val="0"/>
-          <w:sz w:val="24"/>
-          <w:szCs w:val="24"/>
-          <w14:ligatures w14:val="none"/>
-        </w:rPr>
-      </w:pPr>
-      <w:r>
-        <w:rPr>
-          <w:rFonts w:ascii="Arial" w:eastAsia="Times New Roman" w:hAnsi="Arial" w:cs="Arial"/>
-          <w:color w:val="000000"/>
-          <w:kern w:val="0"/>
-          <w:sz w:val="24"/>
-          <w:szCs w:val="24"/>
-          <w14:ligatures w14:val="none"/>
-        </w:rPr>
-        <w:t>For LM and Safeco - Obtain a salvage quote:</w:t>
-      </w:r>
-    </w:p>
-    <w:p>
-      <w:pPr>
-        <w:numPr>
-          <w:ilvl w:val="0"/>
-          <w:numId w:val="23"/>
-        </w:numPr>
-        <w:shd w:val="clear" w:color="auto" w:fill="FFFFFF"/>
-        <w:spacing w:after="0" w:line="240" w:lineRule="auto"/>
-        <w:rPr>
-          <w:rFonts w:ascii="Segoe UI" w:eastAsia="Times New Roman" w:hAnsi="Segoe UI" w:cs="Segoe UI"/>
-          <w:color w:val="000000"/>
-          <w:kern w:val="0"/>
-          <w:sz w:val="24"/>
-          <w:szCs w:val="24"/>
-          <w14:ligatures w14:val="none"/>
-        </w:rPr>
-      </w:pPr>
-      <w:r>
-        <w:rPr>
-          <w:rFonts w:ascii="Arial" w:eastAsia="Times New Roman" w:hAnsi="Arial" w:cs="Arial"/>
-          <w:color w:val="000000"/>
-          <w:kern w:val="0"/>
-          <w:sz w:val="24"/>
-          <w:szCs w:val="24"/>
-          <w14:ligatures w14:val="none"/>
-        </w:rPr>
-        <w:t>For AZ, IL and WA call IAA for Bid Fast Salvage Bid 800 422 2897. </w:t>
-      </w:r>
-    </w:p>
-    <w:p>
-      <w:pPr>
-        <w:numPr>
-          <w:ilvl w:val="0"/>
-          <w:numId w:val="23"/>
-        </w:numPr>
-        <w:shd w:val="clear" w:color="auto" w:fill="FFFFFF"/>
-        <w:spacing w:after="0" w:line="240" w:lineRule="auto"/>
-        <w:rPr>
-          <w:rFonts w:ascii="Segoe UI" w:eastAsia="Times New Roman" w:hAnsi="Segoe UI" w:cs="Segoe UI"/>
-          <w:color w:val="000000"/>
-          <w:kern w:val="0"/>
-          <w:sz w:val="24"/>
-          <w:szCs w:val="24"/>
-          <w14:ligatures w14:val="none"/>
-        </w:rPr>
-      </w:pPr>
-      <w:r>
-        <w:rPr>
-          <w:rFonts w:ascii="Arial" w:eastAsia="Times New Roman" w:hAnsi="Arial" w:cs="Arial"/>
-          <w:color w:val="000000"/>
-          <w:kern w:val="0"/>
-          <w:sz w:val="24"/>
-          <w:szCs w:val="24"/>
-          <w14:ligatures w14:val="none"/>
-        </w:rPr>
         <w:lastRenderedPageBreak/>
-        <w:t xml:space="preserve">All other states call for a Copart </w:t>
-      </w:r>
-      <w:proofErr w:type="spellStart"/>
-      <w:r>
-        <w:rPr>
-          <w:rFonts w:ascii="Arial" w:eastAsia="Times New Roman" w:hAnsi="Arial" w:cs="Arial"/>
-          <w:color w:val="000000"/>
-          <w:kern w:val="0"/>
-          <w:sz w:val="24"/>
-          <w:szCs w:val="24"/>
-          <w14:ligatures w14:val="none"/>
-        </w:rPr>
-        <w:t>ProQuote</w:t>
-      </w:r>
-      <w:proofErr w:type="spellEnd"/>
-      <w:r>
-        <w:rPr>
-          <w:rFonts w:ascii="Arial" w:eastAsia="Times New Roman" w:hAnsi="Arial" w:cs="Arial"/>
-          <w:color w:val="000000"/>
-          <w:kern w:val="0"/>
-          <w:sz w:val="24"/>
-          <w:szCs w:val="24"/>
-          <w14:ligatures w14:val="none"/>
-        </w:rPr>
-        <w:t xml:space="preserve"> 800 269 4885 or </w:t>
-      </w:r>
-      <w:proofErr w:type="gramStart"/>
-      <w:r>
-        <w:rPr>
-          <w:rFonts w:ascii="Arial" w:eastAsia="Times New Roman" w:hAnsi="Arial" w:cs="Arial"/>
-          <w:color w:val="000000"/>
-          <w:kern w:val="0"/>
-          <w:sz w:val="24"/>
-          <w:szCs w:val="24"/>
-          <w14:ligatures w14:val="none"/>
-        </w:rPr>
-        <w:t>Log</w:t>
-      </w:r>
-      <w:proofErr w:type="gramEnd"/>
-      <w:r>
-        <w:rPr>
-          <w:rFonts w:ascii="Arial" w:eastAsia="Times New Roman" w:hAnsi="Arial" w:cs="Arial"/>
-          <w:color w:val="000000"/>
-          <w:kern w:val="0"/>
-          <w:sz w:val="24"/>
-          <w:szCs w:val="24"/>
-          <w14:ligatures w14:val="none"/>
-        </w:rPr>
-        <w:t xml:space="preserve"> in to the website: </w:t>
+        <w:t>All other states call for a Copart ProQuote 800 269 4885 or Log in to the website: </w:t>
       </w:r>
       <w:hyperlink r:id="rId9" w:history="1">
         <w:r>
@@ -4037,31 +3302,7 @@
           <w:szCs w:val="24"/>
           <w14:ligatures w14:val="none"/>
         </w:rPr>
-        <w:t xml:space="preserve">Total Loss </w:t>
-      </w:r>
-      <w:proofErr w:type="gramStart"/>
-      <w:r>
-        <w:rPr>
-          <w:rFonts w:ascii="Arial" w:eastAsia="Times New Roman" w:hAnsi="Arial" w:cs="Arial"/>
-          <w:color w:val="000000"/>
-          <w:kern w:val="0"/>
-          <w:sz w:val="24"/>
-          <w:szCs w:val="24"/>
-          <w14:ligatures w14:val="none"/>
-        </w:rPr>
-        <w:t>threshold for</w:t>
-      </w:r>
-      <w:proofErr w:type="gramEnd"/>
-      <w:r>
-        <w:rPr>
-          <w:rFonts w:ascii="Arial" w:eastAsia="Times New Roman" w:hAnsi="Arial" w:cs="Arial"/>
-          <w:color w:val="000000"/>
-          <w:kern w:val="0"/>
-          <w:sz w:val="24"/>
-          <w:szCs w:val="24"/>
-          <w14:ligatures w14:val="none"/>
-        </w:rPr>
-        <w:t xml:space="preserve"> should be considered between 60%-70% of NADA Adjusted Retail Value. (When determining T/L, make sure you take into consideration your estimate and any potential supplements) </w:t>
+        <w:t>Total Loss threshold for should be considered between 60%-70% of NADA Adjusted Retail Value. (When determining T/L, make sure you take into consideration your estimate and any potential supplements) </w:t>
       </w:r>
     </w:p>
     <w:p>
@@ -4129,7 +3370,7 @@
           <w14:ligatures w14:val="none"/>
         </w:rPr>
         <w:pict w14:anchorId="4C4E9B2A">
-          <v:rect id="_x0000_i1057" style="width:0;height:0" o:hrstd="t" o:hr="t" fillcolor="#a0a0a0" stroked="f"/>
+          <v:rect id="_x0000_i1031" style="width:0;height:0" o:hrstd="t" o:hr="t" fillcolor="#a0a0a0" stroked="f"/>
         </w:pict>
       </w:r>
     </w:p>
@@ -4144,7 +3385,6 @@
           <w14:ligatures w14:val="none"/>
         </w:rPr>
       </w:pPr>
-      <w:proofErr w:type="gramStart"/>
       <w:r>
         <w:rPr>
           <w:rFonts w:ascii="Times New Roman" w:eastAsia="Times New Roman" w:hAnsi="Symbol" w:cs="Times New Roman"/>
@@ -4173,18 +3413,7 @@
           <w:szCs w:val="26"/>
           <w14:ligatures w14:val="none"/>
         </w:rPr>
-        <w:t>Do</w:t>
-      </w:r>
-      <w:proofErr w:type="gramEnd"/>
-      <w:r>
-        <w:rPr>
-          <w:rFonts w:ascii="Times New Roman" w:eastAsia="Times New Roman" w:hAnsi="Times New Roman" w:cs="Times New Roman"/>
-          <w:kern w:val="0"/>
-          <w:sz w:val="26"/>
-          <w:szCs w:val="26"/>
-          <w14:ligatures w14:val="none"/>
-        </w:rPr>
-        <w:t xml:space="preserve"> not include towing, storage or teardown charges in estimate. List in Appraisal Report comments only and include a copy of the invoice/bill with your upload.</w:t>
+        <w:t>Do not include towing, storage or teardown charges in estimate. List in Appraisal Report comments only and include a copy of the invoice/bill with your upload.</w:t>
       </w:r>
     </w:p>
     <w:p>
@@ -4252,7 +3481,7 @@
           <w14:ligatures w14:val="none"/>
         </w:rPr>
         <w:pict w14:anchorId="7EA37930">
-          <v:rect id="_x0000_i1058" style="width:0;height:0" o:hrstd="t" o:hr="t" fillcolor="#a0a0a0" stroked="f"/>
+          <v:rect id="_x0000_i1032" style="width:0;height:0" o:hrstd="t" o:hr="t" fillcolor="#a0a0a0" stroked="f"/>
         </w:pict>
       </w:r>
     </w:p>
@@ -4375,7 +3604,7 @@
           <w14:ligatures w14:val="none"/>
         </w:rPr>
         <w:pict w14:anchorId="606D2BF5">
-          <v:rect id="_x0000_i1059" style="width:0;height:0" o:hrstd="t" o:hr="t" fillcolor="#a0a0a0" stroked="f"/>
+          <v:rect id="_x0000_i1033" style="width:0;height:0" o:hrstd="t" o:hr="t" fillcolor="#a0a0a0" stroked="f"/>
         </w:pict>
       </w:r>
     </w:p>
@@ -4413,29 +3642,7 @@
           <w:szCs w:val="24"/>
           <w14:ligatures w14:val="none"/>
         </w:rPr>
-        <w:t xml:space="preserve">on both insured and claimant vehicles on parts with a limited life </w:t>
-      </w:r>
-      <w:proofErr w:type="gramStart"/>
-      <w:r>
-        <w:rPr>
-          <w:rFonts w:ascii="Segoe UI" w:eastAsia="Times New Roman" w:hAnsi="Segoe UI" w:cs="Segoe UI"/>
-          <w:kern w:val="0"/>
-          <w:sz w:val="24"/>
-          <w:szCs w:val="24"/>
-          <w14:ligatures w14:val="none"/>
-        </w:rPr>
-        <w:t>expectancy;</w:t>
-      </w:r>
-      <w:proofErr w:type="gramEnd"/>
-      <w:r>
-        <w:rPr>
-          <w:rFonts w:ascii="Segoe UI" w:eastAsia="Times New Roman" w:hAnsi="Segoe UI" w:cs="Segoe UI"/>
-          <w:kern w:val="0"/>
-          <w:sz w:val="24"/>
-          <w:szCs w:val="24"/>
-          <w14:ligatures w14:val="none"/>
-        </w:rPr>
-        <w:t xml:space="preserve"> Tires, Batteries, Shocks, Mechanical etc.  </w:t>
+        <w:t>on both insured and claimant vehicles on parts with a limited life expectancy; Tires, Batteries, Shocks, Mechanical etc.  </w:t>
       </w:r>
     </w:p>
     <w:p>
@@ -4516,29 +3723,7 @@
           <w:szCs w:val="26"/>
           <w14:ligatures w14:val="none"/>
         </w:rPr>
-        <w:t xml:space="preserve">No deductions should be taken on vehicles </w:t>
-      </w:r>
-      <w:proofErr w:type="gramStart"/>
-      <w:r>
-        <w:rPr>
-          <w:rFonts w:ascii="Segoe UI" w:eastAsia="Times New Roman" w:hAnsi="Segoe UI" w:cs="Segoe UI"/>
-          <w:kern w:val="0"/>
-          <w:sz w:val="26"/>
-          <w:szCs w:val="26"/>
-          <w14:ligatures w14:val="none"/>
-        </w:rPr>
-        <w:t>with</w:t>
-      </w:r>
-      <w:proofErr w:type="gramEnd"/>
-      <w:r>
-        <w:rPr>
-          <w:rFonts w:ascii="Segoe UI" w:eastAsia="Times New Roman" w:hAnsi="Segoe UI" w:cs="Segoe UI"/>
-          <w:kern w:val="0"/>
-          <w:sz w:val="26"/>
-          <w:szCs w:val="26"/>
-          <w14:ligatures w14:val="none"/>
-        </w:rPr>
-        <w:t xml:space="preserve"> less than 12,000 miles. On OEM parts, apply 1% betterment per 1,000 miles after 12,000 miles, not to exceed 75% of the cost on items subject to wear and tear. No deduction for betterment on aftermarket, reconditioned, rebuilt or remanufactured parts is to be applied. Note: Your state-specific regulations may further limit application of betterment.</w:t>
+        <w:t>No deductions should be taken on vehicles with less than 12,000 miles. On OEM parts, apply 1% betterment per 1,000 miles after 12,000 miles, not to exceed 75% of the cost on items subject to wear and tear. No deduction for betterment on aftermarket, reconditioned, rebuilt or remanufactured parts is to be applied. Note: Your state-specific regulations may further limit application of betterment.</w:t>
       </w:r>
     </w:p>
     <w:p>
@@ -4607,7 +3792,7 @@
           <w14:ligatures w14:val="none"/>
         </w:rPr>
         <w:pict w14:anchorId="573C4A37">
-          <v:rect id="_x0000_i1060" style="width:0;height:0" o:hrstd="t" o:hr="t" fillcolor="#a0a0a0" stroked="f"/>
+          <v:rect id="_x0000_i1034" style="width:0;height:0" o:hrstd="t" o:hr="t" fillcolor="#a0a0a0" stroked="f"/>
         </w:pict>
       </w:r>
     </w:p>
@@ -4635,7 +3820,7 @@
           <w:szCs w:val="26"/>
           <w14:ligatures w14:val="none"/>
         </w:rPr>
-        <w:t>Complete the Core appraisal report in its entirety and provide specific detailed inspection notes.</w:t>
+        <w:t>Complete the appraisal report in its entirety and provide specific detailed inspection notes.</w:t>
       </w:r>
     </w:p>
     <w:p>
@@ -4716,51 +3901,7 @@
           <w:szCs w:val="26"/>
           <w14:ligatures w14:val="none"/>
         </w:rPr>
-        <w:t xml:space="preserve">Comment </w:t>
-      </w:r>
-      <w:proofErr w:type="gramStart"/>
-      <w:r>
-        <w:rPr>
-          <w:rFonts w:ascii="Segoe UI" w:eastAsia="Times New Roman" w:hAnsi="Segoe UI" w:cs="Segoe UI"/>
-          <w:kern w:val="0"/>
-          <w:sz w:val="26"/>
-          <w:szCs w:val="26"/>
-          <w14:ligatures w14:val="none"/>
-        </w:rPr>
-        <w:t>in</w:t>
-      </w:r>
-      <w:proofErr w:type="gramEnd"/>
-      <w:r>
-        <w:rPr>
-          <w:rFonts w:ascii="Segoe UI" w:eastAsia="Times New Roman" w:hAnsi="Segoe UI" w:cs="Segoe UI"/>
-          <w:kern w:val="0"/>
-          <w:sz w:val="26"/>
-          <w:szCs w:val="26"/>
-          <w14:ligatures w14:val="none"/>
-        </w:rPr>
-        <w:t xml:space="preserve"> your Appraisal </w:t>
-      </w:r>
-      <w:proofErr w:type="gramStart"/>
-      <w:r>
-        <w:rPr>
-          <w:rFonts w:ascii="Segoe UI" w:eastAsia="Times New Roman" w:hAnsi="Segoe UI" w:cs="Segoe UI"/>
-          <w:kern w:val="0"/>
-          <w:sz w:val="26"/>
-          <w:szCs w:val="26"/>
-          <w14:ligatures w14:val="none"/>
-        </w:rPr>
-        <w:t>Report</w:t>
-      </w:r>
-      <w:proofErr w:type="gramEnd"/>
-      <w:r>
-        <w:rPr>
-          <w:rFonts w:ascii="Segoe UI" w:eastAsia="Times New Roman" w:hAnsi="Segoe UI" w:cs="Segoe UI"/>
-          <w:kern w:val="0"/>
-          <w:sz w:val="26"/>
-          <w:szCs w:val="26"/>
-          <w14:ligatures w14:val="none"/>
-        </w:rPr>
-        <w:t xml:space="preserve"> the "Approximate Market Value" of the unit. </w:t>
+        <w:t>Comment in your Appraisal Report the "Approximate Market Value" of the unit. </w:t>
       </w:r>
     </w:p>
     <w:p>
@@ -4828,7 +3969,7 @@
           <w14:ligatures w14:val="none"/>
         </w:rPr>
         <w:pict w14:anchorId="3EF8159E">
-          <v:rect id="_x0000_i1061" style="width:0;height:0" o:hrstd="t" o:hr="t" fillcolor="#a0a0a0" stroked="f"/>
+          <v:rect id="_x0000_i1035" style="width:0;height:0" o:hrstd="t" o:hr="t" fillcolor="#a0a0a0" stroked="f"/>
         </w:pict>
       </w:r>
     </w:p>
@@ -4999,7 +4140,7 @@
           <w14:ligatures w14:val="none"/>
         </w:rPr>
         <w:pict w14:anchorId="4E622EFB">
-          <v:rect id="_x0000_i1062" style="width:0;height:0" o:hrstd="t" o:hr="t" fillcolor="#a0a0a0" stroked="f"/>
+          <v:rect id="_x0000_i1036" style="width:0;height:0" o:hrstd="t" o:hr="t" fillcolor="#a0a0a0" stroked="f"/>
         </w:pict>
       </w:r>
     </w:p>
@@ -5108,95 +4249,7 @@
           <w:szCs w:val="24"/>
           <w14:ligatures w14:val="none"/>
         </w:rPr>
-        <w:t xml:space="preserve">IF THE VEHICLE IS NOT AT A SHOP: Do not include any </w:t>
-      </w:r>
-      <w:proofErr w:type="gramStart"/>
-      <w:r>
-        <w:rPr>
-          <w:rFonts w:ascii="Arial" w:eastAsia="Times New Roman" w:hAnsi="Arial" w:cs="Arial"/>
-          <w:kern w:val="0"/>
-          <w:sz w:val="24"/>
-          <w:szCs w:val="24"/>
-          <w14:ligatures w14:val="none"/>
-        </w:rPr>
-        <w:t>add-on’s</w:t>
-      </w:r>
-      <w:proofErr w:type="gramEnd"/>
-      <w:r>
-        <w:rPr>
-          <w:rFonts w:ascii="Arial" w:eastAsia="Times New Roman" w:hAnsi="Arial" w:cs="Arial"/>
-          <w:kern w:val="0"/>
-          <w:sz w:val="24"/>
-          <w:szCs w:val="24"/>
-          <w14:ligatures w14:val="none"/>
-        </w:rPr>
-        <w:t xml:space="preserve"> such as Blends, R&amp;I, De-nib, Feather/Block, </w:t>
-      </w:r>
-      <w:proofErr w:type="spellStart"/>
-      <w:r>
-        <w:rPr>
-          <w:rFonts w:ascii="Arial" w:eastAsia="Times New Roman" w:hAnsi="Arial" w:cs="Arial"/>
-          <w:kern w:val="0"/>
-          <w:sz w:val="24"/>
-          <w:szCs w:val="24"/>
-          <w14:ligatures w14:val="none"/>
-        </w:rPr>
-        <w:t>etc</w:t>
-      </w:r>
-      <w:proofErr w:type="spellEnd"/>
-      <w:r>
-        <w:rPr>
-          <w:rFonts w:ascii="Arial" w:eastAsia="Times New Roman" w:hAnsi="Arial" w:cs="Arial"/>
-          <w:kern w:val="0"/>
-          <w:sz w:val="24"/>
-          <w:szCs w:val="24"/>
-          <w14:ligatures w14:val="none"/>
-        </w:rPr>
-        <w:t xml:space="preserve"> </w:t>
-      </w:r>
-      <w:proofErr w:type="gramStart"/>
-      <w:r>
-        <w:rPr>
-          <w:rFonts w:ascii="Arial" w:eastAsia="Times New Roman" w:hAnsi="Arial" w:cs="Arial"/>
-          <w:kern w:val="0"/>
-          <w:sz w:val="24"/>
-          <w:szCs w:val="24"/>
-          <w14:ligatures w14:val="none"/>
-        </w:rPr>
-        <w:t>on</w:t>
-      </w:r>
-      <w:proofErr w:type="gramEnd"/>
-      <w:r>
-        <w:rPr>
-          <w:rFonts w:ascii="Arial" w:eastAsia="Times New Roman" w:hAnsi="Arial" w:cs="Arial"/>
-          <w:kern w:val="0"/>
-          <w:sz w:val="24"/>
-          <w:szCs w:val="24"/>
-          <w14:ligatures w14:val="none"/>
-        </w:rPr>
-        <w:t xml:space="preserve"> your estimate. The only add-on to an estimate should be ‘Hazardous Waste Removal’ @ 4.00…nothing else. No other add-on items should be estimated until the vehicle is at a </w:t>
-      </w:r>
-      <w:proofErr w:type="gramStart"/>
-      <w:r>
-        <w:rPr>
-          <w:rFonts w:ascii="Arial" w:eastAsia="Times New Roman" w:hAnsi="Arial" w:cs="Arial"/>
-          <w:kern w:val="0"/>
-          <w:sz w:val="24"/>
-          <w:szCs w:val="24"/>
-          <w14:ligatures w14:val="none"/>
-        </w:rPr>
-        <w:t>shop</w:t>
-      </w:r>
-      <w:proofErr w:type="gramEnd"/>
-      <w:r>
-        <w:rPr>
-          <w:rFonts w:ascii="Arial" w:eastAsia="Times New Roman" w:hAnsi="Arial" w:cs="Arial"/>
-          <w:kern w:val="0"/>
-          <w:sz w:val="24"/>
-          <w:szCs w:val="24"/>
-          <w14:ligatures w14:val="none"/>
-        </w:rPr>
-        <w:t xml:space="preserve"> and the items are negotiated.</w:t>
+        <w:t>IF THE VEHICLE IS NOT AT A SHOP: Do not include any add-on’s such as Blends, R&amp;I, De-nib, Feather/Block, etc on your estimate. The only add-on to an estimate should be ‘Hazardous Waste Removal’ @ 4.00…nothing else. No other add-on items should be estimated until the vehicle is at a shop and the items are negotiated.</w:t>
       </w:r>
     </w:p>
     <w:p>
@@ -5277,29 +4330,7 @@
           <w:szCs w:val="24"/>
           <w14:ligatures w14:val="none"/>
         </w:rPr>
-        <w:t xml:space="preserve">Flex Additive (All auto paint already has Flex Additive in it) unless the shop can provide </w:t>
-      </w:r>
-      <w:proofErr w:type="gramStart"/>
-      <w:r>
-        <w:rPr>
-          <w:rFonts w:ascii="Arial" w:eastAsia="Times New Roman" w:hAnsi="Arial" w:cs="Arial"/>
-          <w:kern w:val="0"/>
-          <w:sz w:val="24"/>
-          <w:szCs w:val="24"/>
-          <w14:ligatures w14:val="none"/>
-        </w:rPr>
-        <w:t>supports</w:t>
-      </w:r>
-      <w:proofErr w:type="gramEnd"/>
-      <w:r>
-        <w:rPr>
-          <w:rFonts w:ascii="Arial" w:eastAsia="Times New Roman" w:hAnsi="Arial" w:cs="Arial"/>
-          <w:kern w:val="0"/>
-          <w:sz w:val="24"/>
-          <w:szCs w:val="24"/>
-          <w14:ligatures w14:val="none"/>
-        </w:rPr>
-        <w:t xml:space="preserve"> that it was required</w:t>
+        <w:t>Flex Additive (All auto paint already has Flex Additive in it) unless the shop can provide supports that it was required</w:t>
       </w:r>
     </w:p>
     <w:p>
@@ -5353,29 +4384,7 @@
           <w:szCs w:val="24"/>
           <w14:ligatures w14:val="none"/>
         </w:rPr>
-        <w:t xml:space="preserve">Color Sand &amp; Buff (Unless it’s a custom </w:t>
-      </w:r>
-      <w:proofErr w:type="gramStart"/>
-      <w:r>
-        <w:rPr>
-          <w:rFonts w:ascii="Arial" w:eastAsia="Times New Roman" w:hAnsi="Arial" w:cs="Arial"/>
-          <w:kern w:val="0"/>
-          <w:sz w:val="24"/>
-          <w:szCs w:val="24"/>
-          <w14:ligatures w14:val="none"/>
-        </w:rPr>
-        <w:t>paint</w:t>
-      </w:r>
-      <w:proofErr w:type="gramEnd"/>
-      <w:r>
-        <w:rPr>
-          <w:rFonts w:ascii="Arial" w:eastAsia="Times New Roman" w:hAnsi="Arial" w:cs="Arial"/>
-          <w:kern w:val="0"/>
-          <w:sz w:val="24"/>
-          <w:szCs w:val="24"/>
-          <w14:ligatures w14:val="none"/>
-        </w:rPr>
-        <w:t xml:space="preserve"> job with no orange peel at all, don’t allow it)</w:t>
+        <w:t>Color Sand &amp; Buff (Unless it’s a custom paint job with no orange peel at all, don’t allow it)</w:t>
       </w:r>
     </w:p>
     <w:p>
@@ -5403,29 +4412,7 @@
           <w14:ligatures w14:val="none"/>
         </w:rPr>
         <w:lastRenderedPageBreak/>
-        <w:t xml:space="preserve">Cover Car – (This is included in Audatex and CCC refinishing </w:t>
-      </w:r>
-      <w:proofErr w:type="gramStart"/>
-      <w:r>
-        <w:rPr>
-          <w:rFonts w:ascii="Arial" w:eastAsia="Times New Roman" w:hAnsi="Arial" w:cs="Arial"/>
-          <w:kern w:val="0"/>
-          <w:sz w:val="24"/>
-          <w:szCs w:val="24"/>
-          <w14:ligatures w14:val="none"/>
-        </w:rPr>
-        <w:t>times)  Only</w:t>
-      </w:r>
-      <w:proofErr w:type="gramEnd"/>
-      <w:r>
-        <w:rPr>
-          <w:rFonts w:ascii="Arial" w:eastAsia="Times New Roman" w:hAnsi="Arial" w:cs="Arial"/>
-          <w:kern w:val="0"/>
-          <w:sz w:val="24"/>
-          <w:szCs w:val="24"/>
-          <w14:ligatures w14:val="none"/>
-        </w:rPr>
-        <w:t xml:space="preserve"> ONE car cover per estimate if needed</w:t>
+        <w:t>Cover Car – (This is included in Audatex and CCC refinishing times)  Only ONE car cover per estimate if needed</w:t>
       </w:r>
     </w:p>
     <w:p>
@@ -5479,29 +4466,7 @@
           <w:szCs w:val="24"/>
           <w14:ligatures w14:val="none"/>
         </w:rPr>
-        <w:t xml:space="preserve">Corrosion Protection (Only </w:t>
-      </w:r>
-      <w:proofErr w:type="gramStart"/>
-      <w:r>
-        <w:rPr>
-          <w:rFonts w:ascii="Arial" w:eastAsia="Times New Roman" w:hAnsi="Arial" w:cs="Arial"/>
-          <w:kern w:val="0"/>
-          <w:sz w:val="24"/>
-          <w:szCs w:val="24"/>
-          <w14:ligatures w14:val="none"/>
-        </w:rPr>
-        <w:t>allow</w:t>
-      </w:r>
-      <w:proofErr w:type="gramEnd"/>
-      <w:r>
-        <w:rPr>
-          <w:rFonts w:ascii="Arial" w:eastAsia="Times New Roman" w:hAnsi="Arial" w:cs="Arial"/>
-          <w:kern w:val="0"/>
-          <w:sz w:val="24"/>
-          <w:szCs w:val="24"/>
-          <w14:ligatures w14:val="none"/>
-        </w:rPr>
-        <w:t xml:space="preserve"> if there is welding involved) There must be a repaired panel on the estimate for this to be allowed.</w:t>
+        <w:t>Corrosion Protection (Only allow if there is welding involved) There must be a repaired panel on the estimate for this to be allowed.</w:t>
       </w:r>
     </w:p>
     <w:p>
@@ -5606,51 +4571,7 @@
           <w:szCs w:val="24"/>
           <w14:ligatures w14:val="none"/>
         </w:rPr>
-        <w:t xml:space="preserve"> which sells replacement tape </w:t>
-      </w:r>
-      <w:proofErr w:type="gramStart"/>
-      <w:r>
-        <w:rPr>
-          <w:rFonts w:ascii="Arial" w:eastAsia="Times New Roman" w:hAnsi="Arial" w:cs="Arial"/>
-          <w:kern w:val="0"/>
-          <w:sz w:val="24"/>
-          <w:szCs w:val="24"/>
-          <w14:ligatures w14:val="none"/>
-        </w:rPr>
-        <w:t>template</w:t>
-      </w:r>
-      <w:proofErr w:type="gramEnd"/>
-      <w:r>
-        <w:rPr>
-          <w:rFonts w:ascii="Arial" w:eastAsia="Times New Roman" w:hAnsi="Arial" w:cs="Arial"/>
-          <w:kern w:val="0"/>
-          <w:sz w:val="24"/>
-          <w:szCs w:val="24"/>
-          <w14:ligatures w14:val="none"/>
-        </w:rPr>
-        <w:t xml:space="preserve"> for all emblems. If the emblem price is over 25.00, search the adhesivetemplates.com website for template prices. If you allow for an emblem adhesive template on your estimate, allow </w:t>
-      </w:r>
-      <w:proofErr w:type="gramStart"/>
-      <w:r>
-        <w:rPr>
-          <w:rFonts w:ascii="Arial" w:eastAsia="Times New Roman" w:hAnsi="Arial" w:cs="Arial"/>
-          <w:kern w:val="0"/>
-          <w:sz w:val="24"/>
-          <w:szCs w:val="24"/>
-          <w14:ligatures w14:val="none"/>
-        </w:rPr>
-        <w:t>the shop</w:t>
-      </w:r>
-      <w:proofErr w:type="gramEnd"/>
-      <w:r>
-        <w:rPr>
-          <w:rFonts w:ascii="Arial" w:eastAsia="Times New Roman" w:hAnsi="Arial" w:cs="Arial"/>
-          <w:kern w:val="0"/>
-          <w:sz w:val="24"/>
-          <w:szCs w:val="24"/>
-          <w14:ligatures w14:val="none"/>
-        </w:rPr>
-        <w:t xml:space="preserve"> .1 to clean the old tape off the emblem.      </w:t>
+        <w:t> which sells replacement tape template for all emblems. If the emblem price is over 25.00, search the adhesivetemplates.com website for template prices. If you allow for an emblem adhesive template on your estimate, allow the shop .1 to clean the old tape off the emblem.      </w:t>
       </w:r>
     </w:p>
     <w:p>
@@ -5731,29 +4652,7 @@
           <w:szCs w:val="24"/>
           <w14:ligatures w14:val="none"/>
         </w:rPr>
-        <w:t xml:space="preserve">Freon- R134 up to $10 per pound, not to exceed $30 (avg vehicle holds 1.8 </w:t>
-      </w:r>
-      <w:proofErr w:type="spellStart"/>
-      <w:r>
-        <w:rPr>
-          <w:rFonts w:ascii="Arial" w:eastAsia="Times New Roman" w:hAnsi="Arial" w:cs="Arial"/>
-          <w:kern w:val="0"/>
-          <w:sz w:val="24"/>
-          <w:szCs w:val="24"/>
-          <w14:ligatures w14:val="none"/>
-        </w:rPr>
-        <w:t>lbs</w:t>
-      </w:r>
-      <w:proofErr w:type="spellEnd"/>
-      <w:r>
-        <w:rPr>
-          <w:rFonts w:ascii="Arial" w:eastAsia="Times New Roman" w:hAnsi="Arial" w:cs="Arial"/>
-          <w:kern w:val="0"/>
-          <w:sz w:val="24"/>
-          <w:szCs w:val="24"/>
-          <w14:ligatures w14:val="none"/>
-        </w:rPr>
-        <w:t>)</w:t>
+        <w:t>Freon- R134 up to $10 per pound, not to exceed $30 (avg vehicle holds 1.8 lbs)</w:t>
       </w:r>
     </w:p>
     <w:p>
@@ -5807,51 +4706,7 @@
           <w:szCs w:val="24"/>
           <w14:ligatures w14:val="none"/>
         </w:rPr>
-        <w:t xml:space="preserve">Tape stripe 0.2 </w:t>
-      </w:r>
-      <w:proofErr w:type="gramStart"/>
-      <w:r>
-        <w:rPr>
-          <w:rFonts w:ascii="Arial" w:eastAsia="Times New Roman" w:hAnsi="Arial" w:cs="Arial"/>
-          <w:kern w:val="0"/>
-          <w:sz w:val="24"/>
-          <w:szCs w:val="24"/>
-          <w14:ligatures w14:val="none"/>
-        </w:rPr>
-        <w:t>hour</w:t>
-      </w:r>
-      <w:proofErr w:type="gramEnd"/>
-      <w:r>
-        <w:rPr>
-          <w:rFonts w:ascii="Arial" w:eastAsia="Times New Roman" w:hAnsi="Arial" w:cs="Arial"/>
-          <w:kern w:val="0"/>
-          <w:sz w:val="24"/>
-          <w:szCs w:val="24"/>
-          <w14:ligatures w14:val="none"/>
-        </w:rPr>
-        <w:t xml:space="preserve"> per panel not to exceed .5 </w:t>
-      </w:r>
-      <w:proofErr w:type="gramStart"/>
-      <w:r>
-        <w:rPr>
-          <w:rFonts w:ascii="Arial" w:eastAsia="Times New Roman" w:hAnsi="Arial" w:cs="Arial"/>
-          <w:kern w:val="0"/>
-          <w:sz w:val="24"/>
-          <w:szCs w:val="24"/>
-          <w14:ligatures w14:val="none"/>
-        </w:rPr>
-        <w:t>hour</w:t>
-      </w:r>
-      <w:proofErr w:type="gramEnd"/>
-      <w:r>
-        <w:rPr>
-          <w:rFonts w:ascii="Arial" w:eastAsia="Times New Roman" w:hAnsi="Arial" w:cs="Arial"/>
-          <w:kern w:val="0"/>
-          <w:sz w:val="24"/>
-          <w:szCs w:val="24"/>
-          <w14:ligatures w14:val="none"/>
-        </w:rPr>
-        <w:t>, allow 10.00 for materials.</w:t>
+        <w:t>Tape stripe 0.2 hour per panel not to exceed .5 hour, allow 10.00 for materials.</w:t>
       </w:r>
     </w:p>
     <w:p>
@@ -5878,51 +4733,7 @@
           <w:szCs w:val="24"/>
           <w14:ligatures w14:val="none"/>
         </w:rPr>
-        <w:t xml:space="preserve">Painted stripe </w:t>
-      </w:r>
-      <w:proofErr w:type="gramStart"/>
-      <w:r>
-        <w:rPr>
-          <w:rFonts w:ascii="Arial" w:eastAsia="Times New Roman" w:hAnsi="Arial" w:cs="Arial"/>
-          <w:kern w:val="0"/>
-          <w:sz w:val="24"/>
-          <w:szCs w:val="24"/>
-          <w14:ligatures w14:val="none"/>
-        </w:rPr>
-        <w:t>0.4 hour</w:t>
-      </w:r>
-      <w:proofErr w:type="gramEnd"/>
-      <w:r>
-        <w:rPr>
-          <w:rFonts w:ascii="Arial" w:eastAsia="Times New Roman" w:hAnsi="Arial" w:cs="Arial"/>
-          <w:kern w:val="0"/>
-          <w:sz w:val="24"/>
-          <w:szCs w:val="24"/>
-          <w14:ligatures w14:val="none"/>
-        </w:rPr>
-        <w:t xml:space="preserve"> first panel, </w:t>
-      </w:r>
-      <w:proofErr w:type="gramStart"/>
-      <w:r>
-        <w:rPr>
-          <w:rFonts w:ascii="Arial" w:eastAsia="Times New Roman" w:hAnsi="Arial" w:cs="Arial"/>
-          <w:kern w:val="0"/>
-          <w:sz w:val="24"/>
-          <w:szCs w:val="24"/>
-          <w14:ligatures w14:val="none"/>
-        </w:rPr>
-        <w:t>0.2 hour</w:t>
-      </w:r>
-      <w:proofErr w:type="gramEnd"/>
-      <w:r>
-        <w:rPr>
-          <w:rFonts w:ascii="Arial" w:eastAsia="Times New Roman" w:hAnsi="Arial" w:cs="Arial"/>
-          <w:kern w:val="0"/>
-          <w:sz w:val="24"/>
-          <w:szCs w:val="24"/>
-          <w14:ligatures w14:val="none"/>
-        </w:rPr>
-        <w:t xml:space="preserve"> additional panels up to 1.0 hour.</w:t>
+        <w:t>Painted stripe 0.4 hour first panel, 0.2 hour additional panels up to 1.0 hour.</w:t>
       </w:r>
     </w:p>
     <w:p>
@@ -5949,29 +4760,7 @@
           <w:szCs w:val="24"/>
           <w14:ligatures w14:val="none"/>
         </w:rPr>
-        <w:t xml:space="preserve">Gravel guard 0.2 </w:t>
-      </w:r>
-      <w:proofErr w:type="spellStart"/>
-      <w:r>
-        <w:rPr>
-          <w:rFonts w:ascii="Arial" w:eastAsia="Times New Roman" w:hAnsi="Arial" w:cs="Arial"/>
-          <w:kern w:val="0"/>
-          <w:sz w:val="24"/>
-          <w:szCs w:val="24"/>
-          <w14:ligatures w14:val="none"/>
-        </w:rPr>
-        <w:t>hr</w:t>
-      </w:r>
-      <w:proofErr w:type="spellEnd"/>
-      <w:r>
-        <w:rPr>
-          <w:rFonts w:ascii="Arial" w:eastAsia="Times New Roman" w:hAnsi="Arial" w:cs="Arial"/>
-          <w:kern w:val="0"/>
-          <w:sz w:val="24"/>
-          <w:szCs w:val="24"/>
-          <w14:ligatures w14:val="none"/>
-        </w:rPr>
-        <w:t xml:space="preserve"> per panel not to exceed 1.0 hour.</w:t>
+        <w:t>Gravel guard 0.2 hr per panel not to exceed 1.0 hour.</w:t>
       </w:r>
     </w:p>
     <w:p>
